--- a/KURIKULUM2026_REVISI/009_PEDOMAN_CAPSTONE_PROJECT_DAN_TUGAS_AKHIR_NON_SKRIPSI.docx
+++ b/KURIKULUM2026_REVISI/009_PEDOMAN_CAPSTONE_PROJECT_DAN_TUGAS_AKHIR_NON_SKRIPSI.docx
@@ -65,7 +65,2918 @@
           <w:color w:val="262626"/>
           <w:sz w:val="21"/>
         </w:rPr>
-        <w:t xml:space="preserve"> Permendikbudristek No. 53 Tahun 2023 Pasal 19 (Fleksibilitas Tugas Akhir), Standar Akreditasi Internasional IABEE (Kriteria Capstone Design), LAM INFOKOM.</w:t>
+        <w:t xml:space="preserve"> Permendikbudristek No. 53 Tahun 2023 Pasal 19 (Fleksibilitas Tugas Akhir), Panduan Kurikulum OBE APTIKOM SI v2.0 (Kriteria </w:t>
+      </w:r>
+      <w:r>
+        <w:rPr>
+          <w:rFonts w:ascii="Calibri" w:hAnsi="Calibri"/>
+          <w:i/>
+          <w:color w:val="262626"/>
+          <w:sz w:val="21"/>
+        </w:rPr>
+        <w:t>Capstone Project</w:t>
+      </w:r>
+      <w:r>
+        <w:rPr>
+          <w:rFonts w:ascii="Calibri" w:hAnsi="Calibri"/>
+          <w:color w:val="262626"/>
+          <w:sz w:val="21"/>
+        </w:rPr>
+        <w:t>), Standar Akreditasi Internasional IABEE (Kriteria Capstone Design), LAM INFOKOM.</w:t>
+      </w:r>
+    </w:p>
+    <w:p>
+      <w:pPr>
+        <w:spacing w:before="80" w:after="80"/>
+      </w:pPr>
+      <w:r>
+        <w:rPr>
+          <w:color w:val="C8D2E1"/>
+          <w:sz w:val="16"/>
+        </w:rPr>
+        <w:t>_________________________________________________________________________________</w:t>
+      </w:r>
+    </w:p>
+    <w:p>
+      <w:pPr>
+        <w:keepNext/>
+        <w:spacing w:before="240" w:after="80"/>
+      </w:pPr>
+      <w:r>
+        <w:rPr>
+          <w:rFonts w:ascii="Calibri" w:hAnsi="Calibri"/>
+          <w:b/>
+          <w:color w:val="1F3864"/>
+          <w:sz w:val="26"/>
+        </w:rPr>
+        <w:t>1. KRITERIA DAN KETENTUAN CAPSTONE PROJECT (`FST-610`, 3 SKS — SEMESTER 7)</w:t>
+      </w:r>
+    </w:p>
+    <w:p>
+      <w:pPr>
+        <w:spacing w:before="0" w:after="80" w:line="276" w:lineRule="auto"/>
+      </w:pPr>
+      <w:r>
+        <w:rPr>
+          <w:rFonts w:ascii="Calibri" w:hAnsi="Calibri"/>
+          <w:color w:val="262626"/>
+          <w:sz w:val="21"/>
+        </w:rPr>
+        <w:t xml:space="preserve">Sesuai ketentuan Panduan Kurikulum OBE APTIKOM SI v2.0 yang menyatakan Program Studi </w:t>
+      </w:r>
+      <w:r>
+        <w:rPr>
+          <w:rFonts w:ascii="Calibri" w:hAnsi="Calibri"/>
+          <w:b/>
+          <w:color w:val="262626"/>
+          <w:sz w:val="21"/>
+        </w:rPr>
+        <w:t>wajib menyatakan</w:t>
+      </w:r>
+      <w:r>
+        <w:rPr>
+          <w:rFonts w:ascii="Calibri" w:hAnsi="Calibri"/>
+          <w:color w:val="262626"/>
+          <w:sz w:val="21"/>
+        </w:rPr>
+        <w:t xml:space="preserve"> mata kuliah yang memenuhi kriteria </w:t>
+      </w:r>
+      <w:r>
+        <w:rPr>
+          <w:rFonts w:ascii="Calibri" w:hAnsi="Calibri"/>
+          <w:i/>
+          <w:color w:val="262626"/>
+          <w:sz w:val="21"/>
+        </w:rPr>
+        <w:t>capstone project</w:t>
+      </w:r>
+      <w:r>
+        <w:rPr>
+          <w:rFonts w:ascii="Calibri" w:hAnsi="Calibri"/>
+          <w:color w:val="262626"/>
+          <w:sz w:val="21"/>
+        </w:rPr>
+        <w:t xml:space="preserve">, Program Studi SISTEKIN menetapkan </w:t>
+      </w:r>
+      <w:r>
+        <w:rPr>
+          <w:rFonts w:ascii="Calibri" w:hAnsi="Calibri"/>
+          <w:b/>
+          <w:color w:val="262626"/>
+          <w:sz w:val="21"/>
+        </w:rPr>
+        <w:t>`FST-610` Capstone Project FSTI (3 SKS, Semester 7)</w:t>
+      </w:r>
+      <w:r>
+        <w:rPr>
+          <w:rFonts w:ascii="Calibri" w:hAnsi="Calibri"/>
+          <w:color w:val="262626"/>
+          <w:sz w:val="21"/>
+        </w:rPr>
+        <w:t xml:space="preserve"> sebagai mata kuliah </w:t>
+      </w:r>
+      <w:r>
+        <w:rPr>
+          <w:rFonts w:ascii="Calibri" w:hAnsi="Calibri"/>
+          <w:i/>
+          <w:color w:val="262626"/>
+          <w:sz w:val="21"/>
+        </w:rPr>
+        <w:t>capstone project</w:t>
+      </w:r>
+      <w:r>
+        <w:rPr>
+          <w:rFonts w:ascii="Calibri" w:hAnsi="Calibri"/>
+          <w:color w:val="262626"/>
+          <w:sz w:val="21"/>
+        </w:rPr>
+        <w:t>.</w:t>
+      </w:r>
+    </w:p>
+    <w:p>
+      <w:pPr>
+        <w:keepNext/>
+        <w:spacing w:before="180" w:after="60"/>
+      </w:pPr>
+      <w:r>
+        <w:rPr>
+          <w:rFonts w:ascii="Calibri" w:hAnsi="Calibri"/>
+          <w:b/>
+          <w:color w:val="2E75B6"/>
+          <w:sz w:val="23"/>
+        </w:rPr>
+        <w:t>1.1 PEMENUHAN 7 KRITERIA CAPSTONE PROJECT APTIKOM</w:t>
+      </w:r>
+    </w:p>
+    <w:tbl>
+      <w:tblPr>
+        <w:tblW w:type="auto" w:w="0"/>
+        <w:jc w:val="center"/>
+        <w:tblLayout w:type="autofit"/>
+        <w:tblLook w:firstColumn="1" w:firstRow="1" w:lastColumn="0" w:lastRow="0" w:noHBand="0" w:noVBand="1" w:val="04A0"/>
+        <w:tblBorders>
+          <w:top w:val="single" w:sz="4" w:space="0" w:color="D3D3D3"/>
+          <w:bottom w:val="single" w:sz="4" w:space="0" w:color="D3D3D3"/>
+          <w:insideH w:val="single" w:sz="4" w:space="0" w:color="D3D3D3"/>
+          <w:insideV w:val="single" w:sz="4" w:space="0" w:color="D3D3D3"/>
+          <w:left w:val="none"/>
+          <w:right w:val="none"/>
+        </w:tblBorders>
+      </w:tblPr>
+      <w:tblGrid>
+        <w:gridCol w:w="2257"/>
+        <w:gridCol w:w="2257"/>
+        <w:gridCol w:w="2257"/>
+        <w:gridCol w:w="2257"/>
+      </w:tblGrid>
+      <w:tr>
+        <w:trPr>
+          <w:tblHeader/>
+          <w:cantSplit/>
+          <w:cantSplit/>
+        </w:trPr>
+        <w:tc>
+          <w:tcPr>
+            <w:tcW w:type="dxa" w:w="2257"/>
+            <w:vAlign w:val="center"/>
+            <w:shd w:fill="1F3864"/>
+            <w:tcMar>
+              <w:top w:w="120" w:type="dxa"/>
+              <w:bottom w:w="120" w:type="dxa"/>
+              <w:left w:w="120" w:type="dxa"/>
+              <w:right w:w="120" w:type="dxa"/>
+            </w:tcMar>
+          </w:tcPr>
+          <w:p>
+            <w:pPr>
+              <w:spacing w:before="40" w:after="40" w:line="252" w:lineRule="auto"/>
+              <w:jc w:val="left"/>
+            </w:pPr>
+            <w:r>
+              <w:rPr>
+                <w:rFonts w:ascii="Calibri" w:hAnsi="Calibri"/>
+                <w:b/>
+                <w:color w:val="FFFFFF"/>
+                <w:sz w:val="20"/>
+              </w:rPr>
+              <w:t>No</w:t>
+            </w:r>
+          </w:p>
+        </w:tc>
+        <w:tc>
+          <w:tcPr>
+            <w:tcW w:type="dxa" w:w="2257"/>
+            <w:vAlign w:val="center"/>
+            <w:shd w:fill="1F3864"/>
+            <w:tcMar>
+              <w:top w:w="120" w:type="dxa"/>
+              <w:bottom w:w="120" w:type="dxa"/>
+              <w:left w:w="120" w:type="dxa"/>
+              <w:right w:w="120" w:type="dxa"/>
+            </w:tcMar>
+          </w:tcPr>
+          <w:p>
+            <w:pPr>
+              <w:spacing w:before="40" w:after="40" w:line="252" w:lineRule="auto"/>
+              <w:jc w:val="left"/>
+            </w:pPr>
+            <w:r>
+              <w:rPr>
+                <w:rFonts w:ascii="Calibri" w:hAnsi="Calibri"/>
+                <w:b/>
+                <w:color w:val="FFFFFF"/>
+                <w:sz w:val="20"/>
+              </w:rPr>
+              <w:t>Kriteria Wajib APTIKOM SI v2.0</w:t>
+            </w:r>
+          </w:p>
+        </w:tc>
+        <w:tc>
+          <w:tcPr>
+            <w:tcW w:type="dxa" w:w="2257"/>
+            <w:vAlign w:val="center"/>
+            <w:shd w:fill="1F3864"/>
+            <w:tcMar>
+              <w:top w:w="120" w:type="dxa"/>
+              <w:bottom w:w="120" w:type="dxa"/>
+              <w:left w:w="120" w:type="dxa"/>
+              <w:right w:w="120" w:type="dxa"/>
+            </w:tcMar>
+          </w:tcPr>
+          <w:p>
+            <w:pPr>
+              <w:spacing w:before="40" w:after="40" w:line="252" w:lineRule="auto"/>
+              <w:jc w:val="left"/>
+            </w:pPr>
+            <w:r>
+              <w:rPr>
+                <w:rFonts w:ascii="Calibri" w:hAnsi="Calibri"/>
+                <w:b/>
+                <w:color w:val="FFFFFF"/>
+                <w:sz w:val="20"/>
+              </w:rPr>
+              <w:t>Ketentuan Pelaksanaan FST-610 di SISTEKIN</w:t>
+            </w:r>
+          </w:p>
+        </w:tc>
+        <w:tc>
+          <w:tcPr>
+            <w:tcW w:type="dxa" w:w="2257"/>
+            <w:vAlign w:val="center"/>
+            <w:shd w:fill="1F3864"/>
+            <w:tcMar>
+              <w:top w:w="120" w:type="dxa"/>
+              <w:bottom w:w="120" w:type="dxa"/>
+              <w:left w:w="120" w:type="dxa"/>
+              <w:right w:w="120" w:type="dxa"/>
+            </w:tcMar>
+          </w:tcPr>
+          <w:p>
+            <w:pPr>
+              <w:spacing w:before="40" w:after="40" w:line="252" w:lineRule="auto"/>
+              <w:jc w:val="left"/>
+            </w:pPr>
+            <w:r>
+              <w:rPr>
+                <w:rFonts w:ascii="Calibri" w:hAnsi="Calibri"/>
+                <w:b/>
+                <w:color w:val="FFFFFF"/>
+                <w:sz w:val="20"/>
+              </w:rPr>
+              <w:t>Status</w:t>
+            </w:r>
+          </w:p>
+        </w:tc>
+      </w:tr>
+      <w:tr>
+        <w:trPr>
+          <w:cantSplit/>
+        </w:trPr>
+        <w:tc>
+          <w:tcPr>
+            <w:tcW w:type="dxa" w:w="2257"/>
+            <w:vAlign w:val="center"/>
+            <w:shd w:fill="FFFFFF"/>
+            <w:tcMar>
+              <w:top w:w="80" w:type="dxa"/>
+              <w:bottom w:w="80" w:type="dxa"/>
+              <w:left w:w="100" w:type="dxa"/>
+              <w:right w:w="100" w:type="dxa"/>
+            </w:tcMar>
+          </w:tcPr>
+          <w:p>
+            <w:pPr>
+              <w:spacing w:before="20" w:after="20" w:line="252" w:lineRule="auto"/>
+              <w:jc w:val="left"/>
+            </w:pPr>
+            <w:r>
+              <w:rPr>
+                <w:rFonts w:ascii="Calibri" w:hAnsi="Calibri"/>
+                <w:color w:val="262626"/>
+                <w:sz w:val="19"/>
+              </w:rPr>
+              <w:t>1</w:t>
+            </w:r>
+          </w:p>
+        </w:tc>
+        <w:tc>
+          <w:tcPr>
+            <w:tcW w:type="dxa" w:w="2257"/>
+            <w:vAlign w:val="center"/>
+            <w:shd w:fill="FFFFFF"/>
+            <w:tcMar>
+              <w:top w:w="80" w:type="dxa"/>
+              <w:bottom w:w="80" w:type="dxa"/>
+              <w:left w:w="100" w:type="dxa"/>
+              <w:right w:w="100" w:type="dxa"/>
+            </w:tcMar>
+          </w:tcPr>
+          <w:p>
+            <w:pPr>
+              <w:spacing w:before="20" w:after="20" w:line="252" w:lineRule="auto"/>
+              <w:jc w:val="left"/>
+            </w:pPr>
+            <w:r>
+              <w:rPr>
+                <w:rFonts w:ascii="Calibri" w:hAnsi="Calibri"/>
+                <w:color w:val="262626"/>
+                <w:sz w:val="19"/>
+              </w:rPr>
+              <w:t>Menerapkan pengetahuan/keterampilan dari proses pembelajaran sebelumnya</w:t>
+            </w:r>
+          </w:p>
+        </w:tc>
+        <w:tc>
+          <w:tcPr>
+            <w:tcW w:type="dxa" w:w="2257"/>
+            <w:vAlign w:val="center"/>
+            <w:shd w:fill="FFFFFF"/>
+            <w:tcMar>
+              <w:top w:w="80" w:type="dxa"/>
+              <w:bottom w:w="80" w:type="dxa"/>
+              <w:left w:w="100" w:type="dxa"/>
+              <w:right w:w="100" w:type="dxa"/>
+            </w:tcMar>
+          </w:tcPr>
+          <w:p>
+            <w:pPr>
+              <w:spacing w:before="20" w:after="20" w:line="252" w:lineRule="auto"/>
+              <w:jc w:val="left"/>
+            </w:pPr>
+            <w:r>
+              <w:rPr>
+                <w:rFonts w:ascii="Calibri" w:hAnsi="Calibri"/>
+                <w:color w:val="262626"/>
+                <w:sz w:val="19"/>
+              </w:rPr>
+              <w:t xml:space="preserve">Prasyarat akademik: lulus </w:t>
+            </w:r>
+            <w:r>
+              <w:rPr>
+                <w:rFonts w:ascii="Consolas" w:hAnsi="Consolas"/>
+                <w:color w:val="A02828"/>
+                <w:sz w:val="18"/>
+              </w:rPr>
+              <w:t>STI-506</w:t>
+            </w:r>
+            <w:r>
+              <w:rPr>
+                <w:rFonts w:ascii="Calibri" w:hAnsi="Calibri"/>
+                <w:color w:val="262626"/>
+                <w:sz w:val="19"/>
+              </w:rPr>
+              <w:t xml:space="preserve"> Manajemen Proyek TI dan telah menempuh </w:t>
+            </w:r>
+            <w:r>
+              <w:rPr>
+                <w:rFonts w:ascii="Calibri" w:hAnsi="Calibri"/>
+                <w:i/>
+                <w:color w:val="262626"/>
+                <w:sz w:val="19"/>
+              </w:rPr>
+              <w:t>≥ 100</w:t>
+            </w:r>
+            <w:r>
+              <w:rPr>
+                <w:rFonts w:ascii="Calibri" w:hAnsi="Calibri"/>
+                <w:color w:val="262626"/>
+                <w:sz w:val="19"/>
+              </w:rPr>
+              <w:t xml:space="preserve"> SKS. Mengintegrasikan capaian </w:t>
+            </w:r>
+            <w:r>
+              <w:rPr>
+                <w:rFonts w:ascii="Consolas" w:hAnsi="Consolas"/>
+                <w:color w:val="A02828"/>
+                <w:sz w:val="18"/>
+              </w:rPr>
+              <w:t>STI-301</w:t>
+            </w:r>
+            <w:r>
+              <w:rPr>
+                <w:rFonts w:ascii="Calibri" w:hAnsi="Calibri"/>
+                <w:color w:val="262626"/>
+                <w:sz w:val="19"/>
+              </w:rPr>
+              <w:t xml:space="preserve"> APSI, </w:t>
+            </w:r>
+            <w:r>
+              <w:rPr>
+                <w:rFonts w:ascii="Consolas" w:hAnsi="Consolas"/>
+                <w:color w:val="A02828"/>
+                <w:sz w:val="18"/>
+              </w:rPr>
+              <w:t>STI-304</w:t>
+            </w:r>
+            <w:r>
+              <w:rPr>
+                <w:rFonts w:ascii="Calibri" w:hAnsi="Calibri"/>
+                <w:color w:val="262626"/>
+                <w:sz w:val="19"/>
+              </w:rPr>
+              <w:t xml:space="preserve"> RPL, </w:t>
+            </w:r>
+            <w:r>
+              <w:rPr>
+                <w:rFonts w:ascii="Consolas" w:hAnsi="Consolas"/>
+                <w:color w:val="A02828"/>
+                <w:sz w:val="18"/>
+              </w:rPr>
+              <w:t>STI-401</w:t>
+            </w:r>
+            <w:r>
+              <w:rPr>
+                <w:rFonts w:ascii="Calibri" w:hAnsi="Calibri"/>
+                <w:color w:val="262626"/>
+                <w:sz w:val="19"/>
+              </w:rPr>
+              <w:t xml:space="preserve"> ML, </w:t>
+            </w:r>
+            <w:r>
+              <w:rPr>
+                <w:rFonts w:ascii="Consolas" w:hAnsi="Consolas"/>
+                <w:color w:val="A02828"/>
+                <w:sz w:val="18"/>
+              </w:rPr>
+              <w:t>STI-407</w:t>
+            </w:r>
+            <w:r>
+              <w:rPr>
+                <w:rFonts w:ascii="Calibri" w:hAnsi="Calibri"/>
+                <w:color w:val="262626"/>
+                <w:sz w:val="19"/>
+              </w:rPr>
+              <w:t xml:space="preserve"> Web Back End, dan MK peminatan.</w:t>
+            </w:r>
+          </w:p>
+        </w:tc>
+        <w:tc>
+          <w:tcPr>
+            <w:tcW w:type="dxa" w:w="2257"/>
+            <w:vAlign w:val="center"/>
+            <w:shd w:fill="FFFFFF"/>
+            <w:tcMar>
+              <w:top w:w="80" w:type="dxa"/>
+              <w:bottom w:w="80" w:type="dxa"/>
+              <w:left w:w="100" w:type="dxa"/>
+              <w:right w:w="100" w:type="dxa"/>
+            </w:tcMar>
+          </w:tcPr>
+          <w:p>
+            <w:pPr>
+              <w:spacing w:before="20" w:after="20" w:line="252" w:lineRule="auto"/>
+              <w:jc w:val="left"/>
+            </w:pPr>
+            <w:r>
+              <w:rPr>
+                <w:rFonts w:ascii="Calibri" w:hAnsi="Calibri"/>
+                <w:color w:val="262626"/>
+                <w:sz w:val="19"/>
+              </w:rPr>
+              <w:t>✅ Terpenuhi</w:t>
+            </w:r>
+          </w:p>
+        </w:tc>
+      </w:tr>
+      <w:tr>
+        <w:trPr>
+          <w:cantSplit/>
+        </w:trPr>
+        <w:tc>
+          <w:tcPr>
+            <w:tcW w:type="dxa" w:w="2257"/>
+            <w:vAlign w:val="center"/>
+            <w:shd w:fill="F2F5F9"/>
+            <w:tcMar>
+              <w:top w:w="80" w:type="dxa"/>
+              <w:bottom w:w="80" w:type="dxa"/>
+              <w:left w:w="100" w:type="dxa"/>
+              <w:right w:w="100" w:type="dxa"/>
+            </w:tcMar>
+          </w:tcPr>
+          <w:p>
+            <w:pPr>
+              <w:spacing w:before="20" w:after="20" w:line="252" w:lineRule="auto"/>
+              <w:jc w:val="left"/>
+            </w:pPr>
+            <w:r>
+              <w:rPr>
+                <w:rFonts w:ascii="Calibri" w:hAnsi="Calibri"/>
+                <w:color w:val="262626"/>
+                <w:sz w:val="19"/>
+              </w:rPr>
+              <w:t>2</w:t>
+            </w:r>
+          </w:p>
+        </w:tc>
+        <w:tc>
+          <w:tcPr>
+            <w:tcW w:type="dxa" w:w="2257"/>
+            <w:vAlign w:val="center"/>
+            <w:shd w:fill="F2F5F9"/>
+            <w:tcMar>
+              <w:top w:w="80" w:type="dxa"/>
+              <w:bottom w:w="80" w:type="dxa"/>
+              <w:left w:w="100" w:type="dxa"/>
+              <w:right w:w="100" w:type="dxa"/>
+            </w:tcMar>
+          </w:tcPr>
+          <w:p>
+            <w:pPr>
+              <w:spacing w:before="20" w:after="20" w:line="252" w:lineRule="auto"/>
+              <w:jc w:val="left"/>
+            </w:pPr>
+            <w:r>
+              <w:rPr>
+                <w:rFonts w:ascii="Calibri" w:hAnsi="Calibri"/>
+                <w:b/>
+                <w:color w:val="262626"/>
+                <w:sz w:val="19"/>
+              </w:rPr>
+              <w:t>Dikerjakan secara berkelompok (3–6 orang)</w:t>
+            </w:r>
+          </w:p>
+        </w:tc>
+        <w:tc>
+          <w:tcPr>
+            <w:tcW w:type="dxa" w:w="2257"/>
+            <w:vAlign w:val="center"/>
+            <w:shd w:fill="F2F5F9"/>
+            <w:tcMar>
+              <w:top w:w="80" w:type="dxa"/>
+              <w:bottom w:w="80" w:type="dxa"/>
+              <w:left w:w="100" w:type="dxa"/>
+              <w:right w:w="100" w:type="dxa"/>
+            </w:tcMar>
+          </w:tcPr>
+          <w:p>
+            <w:pPr>
+              <w:spacing w:before="20" w:after="20" w:line="252" w:lineRule="auto"/>
+              <w:jc w:val="left"/>
+            </w:pPr>
+            <w:r>
+              <w:rPr>
+                <w:rFonts w:ascii="Calibri" w:hAnsi="Calibri"/>
+                <w:b/>
+                <w:color w:val="262626"/>
+                <w:sz w:val="19"/>
+              </w:rPr>
+              <w:t>Tim wajib berjumlah 3 (tiga) sampai 6 (enam) orang mahasiswa.</w:t>
+            </w:r>
+            <w:r>
+              <w:rPr>
+                <w:rFonts w:ascii="Calibri" w:hAnsi="Calibri"/>
+                <w:color w:val="262626"/>
+                <w:sz w:val="19"/>
+              </w:rPr>
+              <w:t xml:space="preserve"> Komposisi tim disarankan lintas peminatan agar mencakup kompetensi AI/Data (P1), Cloud/Cyber (P2), dan Platform/UX (P3). Pembentukan tim dilakukan pada Minggu 1–3 dan disahkan oleh Koordinator Capstone.</w:t>
+            </w:r>
+          </w:p>
+        </w:tc>
+        <w:tc>
+          <w:tcPr>
+            <w:tcW w:type="dxa" w:w="2257"/>
+            <w:vAlign w:val="center"/>
+            <w:shd w:fill="F2F5F9"/>
+            <w:tcMar>
+              <w:top w:w="80" w:type="dxa"/>
+              <w:bottom w:w="80" w:type="dxa"/>
+              <w:left w:w="100" w:type="dxa"/>
+              <w:right w:w="100" w:type="dxa"/>
+            </w:tcMar>
+          </w:tcPr>
+          <w:p>
+            <w:pPr>
+              <w:spacing w:before="20" w:after="20" w:line="252" w:lineRule="auto"/>
+              <w:jc w:val="left"/>
+            </w:pPr>
+            <w:r>
+              <w:rPr>
+                <w:rFonts w:ascii="Calibri" w:hAnsi="Calibri"/>
+                <w:color w:val="262626"/>
+                <w:sz w:val="19"/>
+              </w:rPr>
+              <w:t>✅ Terpenuhi</w:t>
+            </w:r>
+          </w:p>
+        </w:tc>
+      </w:tr>
+      <w:tr>
+        <w:trPr>
+          <w:cantSplit/>
+        </w:trPr>
+        <w:tc>
+          <w:tcPr>
+            <w:tcW w:type="dxa" w:w="2257"/>
+            <w:vAlign w:val="center"/>
+            <w:shd w:fill="FFFFFF"/>
+            <w:tcMar>
+              <w:top w:w="80" w:type="dxa"/>
+              <w:bottom w:w="80" w:type="dxa"/>
+              <w:left w:w="100" w:type="dxa"/>
+              <w:right w:w="100" w:type="dxa"/>
+            </w:tcMar>
+          </w:tcPr>
+          <w:p>
+            <w:pPr>
+              <w:spacing w:before="20" w:after="20" w:line="252" w:lineRule="auto"/>
+              <w:jc w:val="left"/>
+            </w:pPr>
+            <w:r>
+              <w:rPr>
+                <w:rFonts w:ascii="Calibri" w:hAnsi="Calibri"/>
+                <w:color w:val="262626"/>
+                <w:sz w:val="19"/>
+              </w:rPr>
+              <w:t>3</w:t>
+            </w:r>
+          </w:p>
+        </w:tc>
+        <w:tc>
+          <w:tcPr>
+            <w:tcW w:type="dxa" w:w="2257"/>
+            <w:vAlign w:val="center"/>
+            <w:shd w:fill="FFFFFF"/>
+            <w:tcMar>
+              <w:top w:w="80" w:type="dxa"/>
+              <w:bottom w:w="80" w:type="dxa"/>
+              <w:left w:w="100" w:type="dxa"/>
+              <w:right w:w="100" w:type="dxa"/>
+            </w:tcMar>
+          </w:tcPr>
+          <w:p>
+            <w:pPr>
+              <w:spacing w:before="20" w:after="20" w:line="252" w:lineRule="auto"/>
+              <w:jc w:val="left"/>
+            </w:pPr>
+            <w:r>
+              <w:rPr>
+                <w:rFonts w:ascii="Calibri" w:hAnsi="Calibri"/>
+                <w:color w:val="262626"/>
+                <w:sz w:val="19"/>
+              </w:rPr>
+              <w:t>Menyelesaikan masalah riil/nyata di masyarakat</w:t>
+            </w:r>
+          </w:p>
+        </w:tc>
+        <w:tc>
+          <w:tcPr>
+            <w:tcW w:type="dxa" w:w="2257"/>
+            <w:vAlign w:val="center"/>
+            <w:shd w:fill="FFFFFF"/>
+            <w:tcMar>
+              <w:top w:w="80" w:type="dxa"/>
+              <w:bottom w:w="80" w:type="dxa"/>
+              <w:left w:w="100" w:type="dxa"/>
+              <w:right w:w="100" w:type="dxa"/>
+            </w:tcMar>
+          </w:tcPr>
+          <w:p>
+            <w:pPr>
+              <w:spacing w:before="20" w:after="20" w:line="252" w:lineRule="auto"/>
+              <w:jc w:val="left"/>
+            </w:pPr>
+            <w:r>
+              <w:rPr>
+                <w:rFonts w:ascii="Calibri" w:hAnsi="Calibri"/>
+                <w:color w:val="262626"/>
+                <w:sz w:val="19"/>
+              </w:rPr>
+              <w:t xml:space="preserve">Wajib bermitra dengan organisasi nyata (industri, UMKM, pemerintah daerah, sekolah, atau komunitas) yang dibuktikan dengan </w:t>
+            </w:r>
+            <w:r>
+              <w:rPr>
+                <w:rFonts w:ascii="Calibri" w:hAnsi="Calibri"/>
+                <w:b/>
+                <w:color w:val="262626"/>
+                <w:sz w:val="19"/>
+              </w:rPr>
+              <w:t>surat kesediaan mitra</w:t>
+            </w:r>
+            <w:r>
+              <w:rPr>
+                <w:rFonts w:ascii="Calibri" w:hAnsi="Calibri"/>
+                <w:color w:val="262626"/>
+                <w:sz w:val="19"/>
+              </w:rPr>
+              <w:t>. Masalah bersumber dari kebutuhan mitra, bukan kasus hipotetis.</w:t>
+            </w:r>
+          </w:p>
+        </w:tc>
+        <w:tc>
+          <w:tcPr>
+            <w:tcW w:type="dxa" w:w="2257"/>
+            <w:vAlign w:val="center"/>
+            <w:shd w:fill="FFFFFF"/>
+            <w:tcMar>
+              <w:top w:w="80" w:type="dxa"/>
+              <w:bottom w:w="80" w:type="dxa"/>
+              <w:left w:w="100" w:type="dxa"/>
+              <w:right w:w="100" w:type="dxa"/>
+            </w:tcMar>
+          </w:tcPr>
+          <w:p>
+            <w:pPr>
+              <w:spacing w:before="20" w:after="20" w:line="252" w:lineRule="auto"/>
+              <w:jc w:val="left"/>
+            </w:pPr>
+            <w:r>
+              <w:rPr>
+                <w:rFonts w:ascii="Calibri" w:hAnsi="Calibri"/>
+                <w:color w:val="262626"/>
+                <w:sz w:val="19"/>
+              </w:rPr>
+              <w:t>✅ Terpenuhi</w:t>
+            </w:r>
+          </w:p>
+        </w:tc>
+      </w:tr>
+      <w:tr>
+        <w:trPr>
+          <w:cantSplit/>
+        </w:trPr>
+        <w:tc>
+          <w:tcPr>
+            <w:tcW w:type="dxa" w:w="2257"/>
+            <w:vAlign w:val="center"/>
+            <w:shd w:fill="F2F5F9"/>
+            <w:tcMar>
+              <w:top w:w="80" w:type="dxa"/>
+              <w:bottom w:w="80" w:type="dxa"/>
+              <w:left w:w="100" w:type="dxa"/>
+              <w:right w:w="100" w:type="dxa"/>
+            </w:tcMar>
+          </w:tcPr>
+          <w:p>
+            <w:pPr>
+              <w:spacing w:before="20" w:after="20" w:line="252" w:lineRule="auto"/>
+              <w:jc w:val="left"/>
+            </w:pPr>
+            <w:r>
+              <w:rPr>
+                <w:rFonts w:ascii="Calibri" w:hAnsi="Calibri"/>
+                <w:color w:val="262626"/>
+                <w:sz w:val="19"/>
+              </w:rPr>
+              <w:t>4</w:t>
+            </w:r>
+          </w:p>
+        </w:tc>
+        <w:tc>
+          <w:tcPr>
+            <w:tcW w:type="dxa" w:w="2257"/>
+            <w:vAlign w:val="center"/>
+            <w:shd w:fill="F2F5F9"/>
+            <w:tcMar>
+              <w:top w:w="80" w:type="dxa"/>
+              <w:bottom w:w="80" w:type="dxa"/>
+              <w:left w:w="100" w:type="dxa"/>
+              <w:right w:w="100" w:type="dxa"/>
+            </w:tcMar>
+          </w:tcPr>
+          <w:p>
+            <w:pPr>
+              <w:spacing w:before="20" w:after="20" w:line="252" w:lineRule="auto"/>
+              <w:jc w:val="left"/>
+            </w:pPr>
+            <w:r>
+              <w:rPr>
+                <w:rFonts w:ascii="Calibri" w:hAnsi="Calibri"/>
+                <w:b/>
+                <w:color w:val="262626"/>
+                <w:sz w:val="19"/>
+              </w:rPr>
+              <w:t>Termasuk kategori permasalahan infokom yang kompleks (*complex computing problem*)</w:t>
+            </w:r>
+          </w:p>
+        </w:tc>
+        <w:tc>
+          <w:tcPr>
+            <w:tcW w:type="dxa" w:w="2257"/>
+            <w:vAlign w:val="center"/>
+            <w:shd w:fill="F2F5F9"/>
+            <w:tcMar>
+              <w:top w:w="80" w:type="dxa"/>
+              <w:bottom w:w="80" w:type="dxa"/>
+              <w:left w:w="100" w:type="dxa"/>
+              <w:right w:w="100" w:type="dxa"/>
+            </w:tcMar>
+          </w:tcPr>
+          <w:p>
+            <w:pPr>
+              <w:spacing w:before="20" w:after="20" w:line="252" w:lineRule="auto"/>
+              <w:jc w:val="left"/>
+            </w:pPr>
+            <w:r>
+              <w:rPr>
+                <w:rFonts w:ascii="Calibri" w:hAnsi="Calibri"/>
+                <w:color w:val="262626"/>
+                <w:sz w:val="19"/>
+              </w:rPr>
+              <w:t xml:space="preserve">Proyek wajib memenuhi </w:t>
+            </w:r>
+            <w:r>
+              <w:rPr>
+                <w:rFonts w:ascii="Calibri" w:hAnsi="Calibri"/>
+                <w:b/>
+                <w:color w:val="262626"/>
+                <w:sz w:val="19"/>
+              </w:rPr>
+              <w:t>minimal 4 dari 7 atribut kompleksitas</w:t>
+            </w:r>
+            <w:r>
+              <w:rPr>
+                <w:rFonts w:ascii="Calibri" w:hAnsi="Calibri"/>
+                <w:color w:val="262626"/>
+                <w:sz w:val="19"/>
+              </w:rPr>
+              <w:t xml:space="preserve"> pada §1.2. Dua atribut bersifat </w:t>
+            </w:r>
+            <w:r>
+              <w:rPr>
+                <w:rFonts w:ascii="Calibri" w:hAnsi="Calibri"/>
+                <w:b/>
+                <w:color w:val="262626"/>
+                <w:sz w:val="19"/>
+              </w:rPr>
+              <w:t>wajib mutlak</w:t>
+            </w:r>
+            <w:r>
+              <w:rPr>
+                <w:rFonts w:ascii="Calibri" w:hAnsi="Calibri"/>
+                <w:color w:val="262626"/>
+                <w:sz w:val="19"/>
+              </w:rPr>
+              <w:t>: keterlibatan lebih dari satu pemangku kepentingan, dan kebutuhan/permasalahan yang belum terdefinisi dengan baik (</w:t>
+            </w:r>
+            <w:r>
+              <w:rPr>
+                <w:rFonts w:ascii="Calibri" w:hAnsi="Calibri"/>
+                <w:i/>
+                <w:color w:val="262626"/>
+                <w:sz w:val="19"/>
+              </w:rPr>
+              <w:t>ill-defined requirements</w:t>
+            </w:r>
+            <w:r>
+              <w:rPr>
+                <w:rFonts w:ascii="Calibri" w:hAnsi="Calibri"/>
+                <w:color w:val="262626"/>
+                <w:sz w:val="19"/>
+              </w:rPr>
+              <w:t>). Verifikasi dilakukan saat sidang proposal Minggu 3.</w:t>
+            </w:r>
+          </w:p>
+        </w:tc>
+        <w:tc>
+          <w:tcPr>
+            <w:tcW w:type="dxa" w:w="2257"/>
+            <w:vAlign w:val="center"/>
+            <w:shd w:fill="F2F5F9"/>
+            <w:tcMar>
+              <w:top w:w="80" w:type="dxa"/>
+              <w:bottom w:w="80" w:type="dxa"/>
+              <w:left w:w="100" w:type="dxa"/>
+              <w:right w:w="100" w:type="dxa"/>
+            </w:tcMar>
+          </w:tcPr>
+          <w:p>
+            <w:pPr>
+              <w:spacing w:before="20" w:after="20" w:line="252" w:lineRule="auto"/>
+              <w:jc w:val="left"/>
+            </w:pPr>
+            <w:r>
+              <w:rPr>
+                <w:rFonts w:ascii="Calibri" w:hAnsi="Calibri"/>
+                <w:color w:val="262626"/>
+                <w:sz w:val="19"/>
+              </w:rPr>
+              <w:t>✅ Terpenuhi</w:t>
+            </w:r>
+          </w:p>
+        </w:tc>
+      </w:tr>
+      <w:tr>
+        <w:trPr>
+          <w:cantSplit/>
+        </w:trPr>
+        <w:tc>
+          <w:tcPr>
+            <w:tcW w:type="dxa" w:w="2257"/>
+            <w:vAlign w:val="center"/>
+            <w:shd w:fill="FFFFFF"/>
+            <w:tcMar>
+              <w:top w:w="80" w:type="dxa"/>
+              <w:bottom w:w="80" w:type="dxa"/>
+              <w:left w:w="100" w:type="dxa"/>
+              <w:right w:w="100" w:type="dxa"/>
+            </w:tcMar>
+          </w:tcPr>
+          <w:p>
+            <w:pPr>
+              <w:spacing w:before="20" w:after="20" w:line="252" w:lineRule="auto"/>
+              <w:jc w:val="left"/>
+            </w:pPr>
+            <w:r>
+              <w:rPr>
+                <w:rFonts w:ascii="Calibri" w:hAnsi="Calibri"/>
+                <w:color w:val="262626"/>
+                <w:sz w:val="19"/>
+              </w:rPr>
+              <w:t>5</w:t>
+            </w:r>
+          </w:p>
+        </w:tc>
+        <w:tc>
+          <w:tcPr>
+            <w:tcW w:type="dxa" w:w="2257"/>
+            <w:vAlign w:val="center"/>
+            <w:shd w:fill="FFFFFF"/>
+            <w:tcMar>
+              <w:top w:w="80" w:type="dxa"/>
+              <w:bottom w:w="80" w:type="dxa"/>
+              <w:left w:w="100" w:type="dxa"/>
+              <w:right w:w="100" w:type="dxa"/>
+            </w:tcMar>
+          </w:tcPr>
+          <w:p>
+            <w:pPr>
+              <w:spacing w:before="20" w:after="20" w:line="252" w:lineRule="auto"/>
+              <w:jc w:val="left"/>
+            </w:pPr>
+            <w:r>
+              <w:rPr>
+                <w:rFonts w:ascii="Calibri" w:hAnsi="Calibri"/>
+                <w:color w:val="262626"/>
+                <w:sz w:val="19"/>
+              </w:rPr>
+              <w:t>Luaran berupa desain (masalah skala besar) atau produk (masalah skala kecil)</w:t>
+            </w:r>
+          </w:p>
+        </w:tc>
+        <w:tc>
+          <w:tcPr>
+            <w:tcW w:type="dxa" w:w="2257"/>
+            <w:vAlign w:val="center"/>
+            <w:shd w:fill="FFFFFF"/>
+            <w:tcMar>
+              <w:top w:w="80" w:type="dxa"/>
+              <w:bottom w:w="80" w:type="dxa"/>
+              <w:left w:w="100" w:type="dxa"/>
+              <w:right w:w="100" w:type="dxa"/>
+            </w:tcMar>
+          </w:tcPr>
+          <w:p>
+            <w:pPr>
+              <w:spacing w:before="20" w:after="20" w:line="252" w:lineRule="auto"/>
+              <w:jc w:val="left"/>
+            </w:pPr>
+            <w:r>
+              <w:rPr>
+                <w:rFonts w:ascii="Calibri" w:hAnsi="Calibri"/>
+                <w:color w:val="262626"/>
+                <w:sz w:val="19"/>
+              </w:rPr>
+              <w:t xml:space="preserve">Luaran wajib: (a) </w:t>
+            </w:r>
+            <w:r>
+              <w:rPr>
+                <w:rFonts w:ascii="Calibri" w:hAnsi="Calibri"/>
+                <w:b/>
+                <w:color w:val="262626"/>
+                <w:sz w:val="19"/>
+              </w:rPr>
+              <w:t>produk sistem berfungsi</w:t>
+            </w:r>
+            <w:r>
+              <w:rPr>
+                <w:rFonts w:ascii="Calibri" w:hAnsi="Calibri"/>
+                <w:color w:val="262626"/>
+                <w:sz w:val="19"/>
+              </w:rPr>
+              <w:t xml:space="preserve"> dengan TKT/TRL </w:t>
+            </w:r>
+            <w:r>
+              <w:rPr>
+                <w:rFonts w:ascii="Calibri" w:hAnsi="Calibri"/>
+                <w:i/>
+                <w:color w:val="262626"/>
+                <w:sz w:val="19"/>
+              </w:rPr>
+              <w:t>≥ 5</w:t>
+            </w:r>
+            <w:r>
+              <w:rPr>
+                <w:rFonts w:ascii="Calibri" w:hAnsi="Calibri"/>
+                <w:color w:val="262626"/>
+                <w:sz w:val="19"/>
+              </w:rPr>
+              <w:t xml:space="preserve"> untuk masalah skala kecil–menengah; atau (b) </w:t>
+            </w:r>
+            <w:r>
+              <w:rPr>
+                <w:rFonts w:ascii="Calibri" w:hAnsi="Calibri"/>
+                <w:b/>
+                <w:color w:val="262626"/>
+                <w:sz w:val="19"/>
+              </w:rPr>
+              <w:t>dokumen desain arsitektur lengkap</w:t>
+            </w:r>
+            <w:r>
+              <w:rPr>
+                <w:rFonts w:ascii="Calibri" w:hAnsi="Calibri"/>
+                <w:color w:val="262626"/>
+                <w:sz w:val="19"/>
+              </w:rPr>
+              <w:t xml:space="preserve"> (SRS, SDD, ADR) untuk masalah berskala besar yang tidak dapat diselesaikan penuh dalam satu semester.</w:t>
+            </w:r>
+          </w:p>
+        </w:tc>
+        <w:tc>
+          <w:tcPr>
+            <w:tcW w:type="dxa" w:w="2257"/>
+            <w:vAlign w:val="center"/>
+            <w:shd w:fill="FFFFFF"/>
+            <w:tcMar>
+              <w:top w:w="80" w:type="dxa"/>
+              <w:bottom w:w="80" w:type="dxa"/>
+              <w:left w:w="100" w:type="dxa"/>
+              <w:right w:w="100" w:type="dxa"/>
+            </w:tcMar>
+          </w:tcPr>
+          <w:p>
+            <w:pPr>
+              <w:spacing w:before="20" w:after="20" w:line="252" w:lineRule="auto"/>
+              <w:jc w:val="left"/>
+            </w:pPr>
+            <w:r>
+              <w:rPr>
+                <w:rFonts w:ascii="Calibri" w:hAnsi="Calibri"/>
+                <w:color w:val="262626"/>
+                <w:sz w:val="19"/>
+              </w:rPr>
+              <w:t>✅ Terpenuhi</w:t>
+            </w:r>
+          </w:p>
+        </w:tc>
+      </w:tr>
+      <w:tr>
+        <w:trPr>
+          <w:cantSplit/>
+        </w:trPr>
+        <w:tc>
+          <w:tcPr>
+            <w:tcW w:type="dxa" w:w="2257"/>
+            <w:vAlign w:val="center"/>
+            <w:shd w:fill="F2F5F9"/>
+            <w:tcMar>
+              <w:top w:w="80" w:type="dxa"/>
+              <w:bottom w:w="80" w:type="dxa"/>
+              <w:left w:w="100" w:type="dxa"/>
+              <w:right w:w="100" w:type="dxa"/>
+            </w:tcMar>
+          </w:tcPr>
+          <w:p>
+            <w:pPr>
+              <w:spacing w:before="20" w:after="20" w:line="252" w:lineRule="auto"/>
+              <w:jc w:val="left"/>
+            </w:pPr>
+            <w:r>
+              <w:rPr>
+                <w:rFonts w:ascii="Calibri" w:hAnsi="Calibri"/>
+                <w:color w:val="262626"/>
+                <w:sz w:val="19"/>
+              </w:rPr>
+              <w:t>6</w:t>
+            </w:r>
+          </w:p>
+        </w:tc>
+        <w:tc>
+          <w:tcPr>
+            <w:tcW w:type="dxa" w:w="2257"/>
+            <w:vAlign w:val="center"/>
+            <w:shd w:fill="F2F5F9"/>
+            <w:tcMar>
+              <w:top w:w="80" w:type="dxa"/>
+              <w:bottom w:w="80" w:type="dxa"/>
+              <w:left w:w="100" w:type="dxa"/>
+              <w:right w:w="100" w:type="dxa"/>
+            </w:tcMar>
+          </w:tcPr>
+          <w:p>
+            <w:pPr>
+              <w:spacing w:before="20" w:after="20" w:line="252" w:lineRule="auto"/>
+              <w:jc w:val="left"/>
+            </w:pPr>
+            <w:r>
+              <w:rPr>
+                <w:rFonts w:ascii="Calibri" w:hAnsi="Calibri"/>
+                <w:b/>
+                <w:color w:val="262626"/>
+                <w:sz w:val="19"/>
+              </w:rPr>
+              <w:t>Jumlah SKS antara 3–6 SKS</w:t>
+            </w:r>
+          </w:p>
+        </w:tc>
+        <w:tc>
+          <w:tcPr>
+            <w:tcW w:type="dxa" w:w="2257"/>
+            <w:vAlign w:val="center"/>
+            <w:shd w:fill="F2F5F9"/>
+            <w:tcMar>
+              <w:top w:w="80" w:type="dxa"/>
+              <w:bottom w:w="80" w:type="dxa"/>
+              <w:left w:w="100" w:type="dxa"/>
+              <w:right w:w="100" w:type="dxa"/>
+            </w:tcMar>
+          </w:tcPr>
+          <w:p>
+            <w:pPr>
+              <w:spacing w:before="20" w:after="20" w:line="252" w:lineRule="auto"/>
+              <w:jc w:val="left"/>
+            </w:pPr>
+            <w:r>
+              <w:rPr>
+                <w:rFonts w:ascii="Consolas" w:hAnsi="Consolas"/>
+                <w:color w:val="A02828"/>
+                <w:sz w:val="18"/>
+              </w:rPr>
+              <w:t>FST-610</w:t>
+            </w:r>
+            <w:r>
+              <w:rPr>
+                <w:rFonts w:ascii="Calibri" w:hAnsi="Calibri"/>
+                <w:color w:val="262626"/>
+                <w:sz w:val="19"/>
+              </w:rPr>
+              <w:t xml:space="preserve"> berbobot </w:t>
+            </w:r>
+            <w:r>
+              <w:rPr>
+                <w:rFonts w:ascii="Calibri" w:hAnsi="Calibri"/>
+                <w:b/>
+                <w:color w:val="262626"/>
+                <w:sz w:val="19"/>
+              </w:rPr>
+              <w:t>3 SKS</w:t>
+            </w:r>
+            <w:r>
+              <w:rPr>
+                <w:rFonts w:ascii="Calibri" w:hAnsi="Calibri"/>
+                <w:color w:val="262626"/>
+                <w:sz w:val="19"/>
+              </w:rPr>
+              <w:t xml:space="preserve"> (batas bawah rentang APTIKOM), setara 3 × 45 = 135 jam kegiatan belajar per semester sesuai Permendikbudristek No. 53/2023 Pasal 15.</w:t>
+            </w:r>
+          </w:p>
+        </w:tc>
+        <w:tc>
+          <w:tcPr>
+            <w:tcW w:type="dxa" w:w="2257"/>
+            <w:vAlign w:val="center"/>
+            <w:shd w:fill="F2F5F9"/>
+            <w:tcMar>
+              <w:top w:w="80" w:type="dxa"/>
+              <w:bottom w:w="80" w:type="dxa"/>
+              <w:left w:w="100" w:type="dxa"/>
+              <w:right w:w="100" w:type="dxa"/>
+            </w:tcMar>
+          </w:tcPr>
+          <w:p>
+            <w:pPr>
+              <w:spacing w:before="20" w:after="20" w:line="252" w:lineRule="auto"/>
+              <w:jc w:val="left"/>
+            </w:pPr>
+            <w:r>
+              <w:rPr>
+                <w:rFonts w:ascii="Calibri" w:hAnsi="Calibri"/>
+                <w:color w:val="262626"/>
+                <w:sz w:val="19"/>
+              </w:rPr>
+              <w:t>✅ Terpenuhi</w:t>
+            </w:r>
+          </w:p>
+        </w:tc>
+      </w:tr>
+      <w:tr>
+        <w:trPr>
+          <w:cantSplit/>
+        </w:trPr>
+        <w:tc>
+          <w:tcPr>
+            <w:tcW w:type="dxa" w:w="2257"/>
+            <w:vAlign w:val="center"/>
+            <w:shd w:fill="FFFFFF"/>
+            <w:tcMar>
+              <w:top w:w="80" w:type="dxa"/>
+              <w:bottom w:w="80" w:type="dxa"/>
+              <w:left w:w="100" w:type="dxa"/>
+              <w:right w:w="100" w:type="dxa"/>
+            </w:tcMar>
+          </w:tcPr>
+          <w:p>
+            <w:pPr>
+              <w:spacing w:before="20" w:after="20" w:line="252" w:lineRule="auto"/>
+              <w:jc w:val="left"/>
+            </w:pPr>
+            <w:r>
+              <w:rPr>
+                <w:rFonts w:ascii="Calibri" w:hAnsi="Calibri"/>
+                <w:color w:val="262626"/>
+                <w:sz w:val="19"/>
+              </w:rPr>
+              <w:t>7</w:t>
+            </w:r>
+          </w:p>
+        </w:tc>
+        <w:tc>
+          <w:tcPr>
+            <w:tcW w:type="dxa" w:w="2257"/>
+            <w:vAlign w:val="center"/>
+            <w:shd w:fill="FFFFFF"/>
+            <w:tcMar>
+              <w:top w:w="80" w:type="dxa"/>
+              <w:bottom w:w="80" w:type="dxa"/>
+              <w:left w:w="100" w:type="dxa"/>
+              <w:right w:w="100" w:type="dxa"/>
+            </w:tcMar>
+          </w:tcPr>
+          <w:p>
+            <w:pPr>
+              <w:spacing w:before="20" w:after="20" w:line="252" w:lineRule="auto"/>
+              <w:jc w:val="left"/>
+            </w:pPr>
+            <w:r>
+              <w:rPr>
+                <w:rFonts w:ascii="Calibri" w:hAnsi="Calibri"/>
+                <w:b/>
+                <w:color w:val="262626"/>
+                <w:sz w:val="19"/>
+              </w:rPr>
+              <w:t>Harus memiliki panduan tersendiri</w:t>
+            </w:r>
+          </w:p>
+        </w:tc>
+        <w:tc>
+          <w:tcPr>
+            <w:tcW w:type="dxa" w:w="2257"/>
+            <w:vAlign w:val="center"/>
+            <w:shd w:fill="FFFFFF"/>
+            <w:tcMar>
+              <w:top w:w="80" w:type="dxa"/>
+              <w:bottom w:w="80" w:type="dxa"/>
+              <w:left w:w="100" w:type="dxa"/>
+              <w:right w:w="100" w:type="dxa"/>
+            </w:tcMar>
+          </w:tcPr>
+          <w:p>
+            <w:pPr>
+              <w:spacing w:before="20" w:after="20" w:line="252" w:lineRule="auto"/>
+              <w:jc w:val="left"/>
+            </w:pPr>
+            <w:r>
+              <w:rPr>
+                <w:rFonts w:ascii="Calibri" w:hAnsi="Calibri"/>
+                <w:color w:val="262626"/>
+                <w:sz w:val="19"/>
+              </w:rPr>
+              <w:t xml:space="preserve">Bagian §1 dokumen ini merupakan panduan normatif </w:t>
+            </w:r>
+            <w:r>
+              <w:rPr>
+                <w:rFonts w:ascii="Consolas" w:hAnsi="Consolas"/>
+                <w:color w:val="A02828"/>
+                <w:sz w:val="18"/>
+              </w:rPr>
+              <w:t>FST-610</w:t>
+            </w:r>
+            <w:r>
+              <w:rPr>
+                <w:rFonts w:ascii="Calibri" w:hAnsi="Calibri"/>
+                <w:color w:val="262626"/>
+                <w:sz w:val="19"/>
+              </w:rPr>
+              <w:t xml:space="preserve">. Rubrik penilaian merujuk </w:t>
+            </w:r>
+            <w:r>
+              <w:rPr>
+                <w:rFonts w:ascii="Calibri" w:hAnsi="Calibri"/>
+                <w:b/>
+                <w:color w:val="262626"/>
+                <w:sz w:val="19"/>
+              </w:rPr>
+              <w:t>Klaster Rubrik Proyek Rekayasa</w:t>
+            </w:r>
+            <w:r>
+              <w:rPr>
+                <w:rFonts w:ascii="Calibri" w:hAnsi="Calibri"/>
+                <w:color w:val="262626"/>
+                <w:sz w:val="19"/>
+              </w:rPr>
+              <w:t xml:space="preserve"> pada Dokumen </w:t>
+            </w:r>
+            <w:r>
+              <w:rPr>
+                <w:rFonts w:ascii="Consolas" w:hAnsi="Consolas"/>
+                <w:color w:val="A02828"/>
+                <w:sz w:val="18"/>
+              </w:rPr>
+              <w:t>018</w:t>
+            </w:r>
+            <w:r>
+              <w:rPr>
+                <w:rFonts w:ascii="Calibri" w:hAnsi="Calibri"/>
+                <w:color w:val="262626"/>
+                <w:sz w:val="19"/>
+              </w:rPr>
+              <w:t xml:space="preserve">, dan formula ketercapaian CPL merujuk Dokumen </w:t>
+            </w:r>
+            <w:r>
+              <w:rPr>
+                <w:rFonts w:ascii="Consolas" w:hAnsi="Consolas"/>
+                <w:color w:val="A02828"/>
+                <w:sz w:val="18"/>
+              </w:rPr>
+              <w:t>008</w:t>
+            </w:r>
+            <w:r>
+              <w:rPr>
+                <w:rFonts w:ascii="Calibri" w:hAnsi="Calibri"/>
+                <w:color w:val="262626"/>
+                <w:sz w:val="19"/>
+              </w:rPr>
+              <w:t>.</w:t>
+            </w:r>
+          </w:p>
+        </w:tc>
+        <w:tc>
+          <w:tcPr>
+            <w:tcW w:type="dxa" w:w="2257"/>
+            <w:vAlign w:val="center"/>
+            <w:shd w:fill="FFFFFF"/>
+            <w:tcMar>
+              <w:top w:w="80" w:type="dxa"/>
+              <w:bottom w:w="80" w:type="dxa"/>
+              <w:left w:w="100" w:type="dxa"/>
+              <w:right w:w="100" w:type="dxa"/>
+            </w:tcMar>
+          </w:tcPr>
+          <w:p>
+            <w:pPr>
+              <w:spacing w:before="20" w:after="20" w:line="252" w:lineRule="auto"/>
+              <w:jc w:val="left"/>
+            </w:pPr>
+            <w:r>
+              <w:rPr>
+                <w:rFonts w:ascii="Calibri" w:hAnsi="Calibri"/>
+                <w:color w:val="262626"/>
+                <w:sz w:val="19"/>
+              </w:rPr>
+              <w:t>✅ Terpenuhi</w:t>
+            </w:r>
+          </w:p>
+        </w:tc>
+      </w:tr>
+    </w:tbl>
+    <w:p>
+      <w:pPr>
+        <w:spacing w:after="120"/>
+      </w:pPr>
+    </w:p>
+    <w:p>
+      <w:pPr>
+        <w:keepNext/>
+        <w:spacing w:before="180" w:after="60"/>
+      </w:pPr>
+      <w:r>
+        <w:rPr>
+          <w:rFonts w:ascii="Calibri" w:hAnsi="Calibri"/>
+          <w:b/>
+          <w:color w:val="2E75B6"/>
+          <w:sz w:val="23"/>
+        </w:rPr>
+        <w:t>1.2 ATRIBUT *COMPLEX COMPUTING PROBLEM* (Kriteria Kelayakan Proposal)</w:t>
+      </w:r>
+    </w:p>
+    <w:p>
+      <w:pPr>
+        <w:spacing w:before="0" w:after="80" w:line="276" w:lineRule="auto"/>
+      </w:pPr>
+      <w:r>
+        <w:rPr>
+          <w:rFonts w:ascii="Calibri" w:hAnsi="Calibri"/>
+          <w:color w:val="262626"/>
+          <w:sz w:val="21"/>
+        </w:rPr>
+        <w:t xml:space="preserve">Proposal capstone dinyatakan layak apabila memenuhi </w:t>
+      </w:r>
+      <w:r>
+        <w:rPr>
+          <w:rFonts w:ascii="Calibri" w:hAnsi="Calibri"/>
+          <w:b/>
+          <w:color w:val="262626"/>
+          <w:sz w:val="21"/>
+        </w:rPr>
+        <w:t>minimal 4 dari 7 atribut</w:t>
+      </w:r>
+      <w:r>
+        <w:rPr>
+          <w:rFonts w:ascii="Calibri" w:hAnsi="Calibri"/>
+          <w:color w:val="262626"/>
+          <w:sz w:val="21"/>
+        </w:rPr>
+        <w:t xml:space="preserve"> berikut, dengan atribut nomor 1 dan 2 bersifat </w:t>
+      </w:r>
+      <w:r>
+        <w:rPr>
+          <w:rFonts w:ascii="Calibri" w:hAnsi="Calibri"/>
+          <w:b/>
+          <w:color w:val="262626"/>
+          <w:sz w:val="21"/>
+        </w:rPr>
+        <w:t>wajib mutlak</w:t>
+      </w:r>
+      <w:r>
+        <w:rPr>
+          <w:rFonts w:ascii="Calibri" w:hAnsi="Calibri"/>
+          <w:color w:val="262626"/>
+          <w:sz w:val="21"/>
+        </w:rPr>
+        <w:t>:</w:t>
+      </w:r>
+    </w:p>
+    <w:tbl>
+      <w:tblPr>
+        <w:tblW w:type="auto" w:w="0"/>
+        <w:jc w:val="center"/>
+        <w:tblLayout w:type="autofit"/>
+        <w:tblLook w:firstColumn="1" w:firstRow="1" w:lastColumn="0" w:lastRow="0" w:noHBand="0" w:noVBand="1" w:val="04A0"/>
+        <w:tblBorders>
+          <w:top w:val="single" w:sz="4" w:space="0" w:color="D3D3D3"/>
+          <w:bottom w:val="single" w:sz="4" w:space="0" w:color="D3D3D3"/>
+          <w:insideH w:val="single" w:sz="4" w:space="0" w:color="D3D3D3"/>
+          <w:insideV w:val="single" w:sz="4" w:space="0" w:color="D3D3D3"/>
+          <w:left w:val="none"/>
+          <w:right w:val="none"/>
+        </w:tblBorders>
+      </w:tblPr>
+      <w:tblGrid>
+        <w:gridCol w:w="2257"/>
+        <w:gridCol w:w="2257"/>
+        <w:gridCol w:w="2257"/>
+        <w:gridCol w:w="2257"/>
+      </w:tblGrid>
+      <w:tr>
+        <w:trPr>
+          <w:tblHeader/>
+          <w:cantSplit/>
+          <w:cantSplit/>
+        </w:trPr>
+        <w:tc>
+          <w:tcPr>
+            <w:tcW w:type="dxa" w:w="2257"/>
+            <w:vAlign w:val="center"/>
+            <w:shd w:fill="1F3864"/>
+            <w:tcMar>
+              <w:top w:w="120" w:type="dxa"/>
+              <w:bottom w:w="120" w:type="dxa"/>
+              <w:left w:w="120" w:type="dxa"/>
+              <w:right w:w="120" w:type="dxa"/>
+            </w:tcMar>
+          </w:tcPr>
+          <w:p>
+            <w:pPr>
+              <w:spacing w:before="40" w:after="40" w:line="252" w:lineRule="auto"/>
+              <w:jc w:val="left"/>
+            </w:pPr>
+            <w:r>
+              <w:rPr>
+                <w:rFonts w:ascii="Calibri" w:hAnsi="Calibri"/>
+                <w:b/>
+                <w:color w:val="FFFFFF"/>
+                <w:sz w:val="20"/>
+              </w:rPr>
+              <w:t>No</w:t>
+            </w:r>
+          </w:p>
+        </w:tc>
+        <w:tc>
+          <w:tcPr>
+            <w:tcW w:type="dxa" w:w="2257"/>
+            <w:vAlign w:val="center"/>
+            <w:shd w:fill="1F3864"/>
+            <w:tcMar>
+              <w:top w:w="120" w:type="dxa"/>
+              <w:bottom w:w="120" w:type="dxa"/>
+              <w:left w:w="120" w:type="dxa"/>
+              <w:right w:w="120" w:type="dxa"/>
+            </w:tcMar>
+          </w:tcPr>
+          <w:p>
+            <w:pPr>
+              <w:spacing w:before="40" w:after="40" w:line="252" w:lineRule="auto"/>
+              <w:jc w:val="left"/>
+            </w:pPr>
+            <w:r>
+              <w:rPr>
+                <w:rFonts w:ascii="Calibri" w:hAnsi="Calibri"/>
+                <w:b/>
+                <w:color w:val="FFFFFF"/>
+                <w:sz w:val="20"/>
+              </w:rPr>
+              <w:t>Atribut Kompleksitas</w:t>
+            </w:r>
+          </w:p>
+        </w:tc>
+        <w:tc>
+          <w:tcPr>
+            <w:tcW w:type="dxa" w:w="2257"/>
+            <w:vAlign w:val="center"/>
+            <w:shd w:fill="1F3864"/>
+            <w:tcMar>
+              <w:top w:w="120" w:type="dxa"/>
+              <w:bottom w:w="120" w:type="dxa"/>
+              <w:left w:w="120" w:type="dxa"/>
+              <w:right w:w="120" w:type="dxa"/>
+            </w:tcMar>
+          </w:tcPr>
+          <w:p>
+            <w:pPr>
+              <w:spacing w:before="40" w:after="40" w:line="252" w:lineRule="auto"/>
+              <w:jc w:val="left"/>
+            </w:pPr>
+            <w:r>
+              <w:rPr>
+                <w:rFonts w:ascii="Calibri" w:hAnsi="Calibri"/>
+                <w:b/>
+                <w:color w:val="FFFFFF"/>
+                <w:sz w:val="20"/>
+              </w:rPr>
+              <w:t>Indikator Verifikasi pada Sidang Proposal</w:t>
+            </w:r>
+          </w:p>
+        </w:tc>
+        <w:tc>
+          <w:tcPr>
+            <w:tcW w:type="dxa" w:w="2257"/>
+            <w:vAlign w:val="center"/>
+            <w:shd w:fill="1F3864"/>
+            <w:tcMar>
+              <w:top w:w="120" w:type="dxa"/>
+              <w:bottom w:w="120" w:type="dxa"/>
+              <w:left w:w="120" w:type="dxa"/>
+              <w:right w:w="120" w:type="dxa"/>
+            </w:tcMar>
+          </w:tcPr>
+          <w:p>
+            <w:pPr>
+              <w:spacing w:before="40" w:after="40" w:line="252" w:lineRule="auto"/>
+              <w:jc w:val="left"/>
+            </w:pPr>
+            <w:r>
+              <w:rPr>
+                <w:rFonts w:ascii="Calibri" w:hAnsi="Calibri"/>
+                <w:b/>
+                <w:color w:val="FFFFFF"/>
+                <w:sz w:val="20"/>
+              </w:rPr>
+              <w:t>Sifat</w:t>
+            </w:r>
+          </w:p>
+        </w:tc>
+      </w:tr>
+      <w:tr>
+        <w:trPr>
+          <w:cantSplit/>
+        </w:trPr>
+        <w:tc>
+          <w:tcPr>
+            <w:tcW w:type="dxa" w:w="2257"/>
+            <w:vAlign w:val="center"/>
+            <w:shd w:fill="FFFFFF"/>
+            <w:tcMar>
+              <w:top w:w="80" w:type="dxa"/>
+              <w:bottom w:w="80" w:type="dxa"/>
+              <w:left w:w="100" w:type="dxa"/>
+              <w:right w:w="100" w:type="dxa"/>
+            </w:tcMar>
+          </w:tcPr>
+          <w:p>
+            <w:pPr>
+              <w:spacing w:before="20" w:after="20" w:line="252" w:lineRule="auto"/>
+              <w:jc w:val="left"/>
+            </w:pPr>
+            <w:r>
+              <w:rPr>
+                <w:rFonts w:ascii="Calibri" w:hAnsi="Calibri"/>
+                <w:color w:val="262626"/>
+                <w:sz w:val="19"/>
+              </w:rPr>
+              <w:t>1</w:t>
+            </w:r>
+          </w:p>
+        </w:tc>
+        <w:tc>
+          <w:tcPr>
+            <w:tcW w:type="dxa" w:w="2257"/>
+            <w:vAlign w:val="center"/>
+            <w:shd w:fill="FFFFFF"/>
+            <w:tcMar>
+              <w:top w:w="80" w:type="dxa"/>
+              <w:bottom w:w="80" w:type="dxa"/>
+              <w:left w:w="100" w:type="dxa"/>
+              <w:right w:w="100" w:type="dxa"/>
+            </w:tcMar>
+          </w:tcPr>
+          <w:p>
+            <w:pPr>
+              <w:spacing w:before="20" w:after="20" w:line="252" w:lineRule="auto"/>
+              <w:jc w:val="left"/>
+            </w:pPr>
+            <w:r>
+              <w:rPr>
+                <w:rFonts w:ascii="Calibri" w:hAnsi="Calibri"/>
+                <w:b/>
+                <w:color w:val="262626"/>
+                <w:sz w:val="19"/>
+              </w:rPr>
+              <w:t>Keterlibatan lebih dari satu pemangku kepentingan</w:t>
+            </w:r>
+          </w:p>
+        </w:tc>
+        <w:tc>
+          <w:tcPr>
+            <w:tcW w:type="dxa" w:w="2257"/>
+            <w:vAlign w:val="center"/>
+            <w:shd w:fill="FFFFFF"/>
+            <w:tcMar>
+              <w:top w:w="80" w:type="dxa"/>
+              <w:bottom w:w="80" w:type="dxa"/>
+              <w:left w:w="100" w:type="dxa"/>
+              <w:right w:w="100" w:type="dxa"/>
+            </w:tcMar>
+          </w:tcPr>
+          <w:p>
+            <w:pPr>
+              <w:spacing w:before="20" w:after="20" w:line="252" w:lineRule="auto"/>
+              <w:jc w:val="left"/>
+            </w:pPr>
+            <w:r>
+              <w:rPr>
+                <w:rFonts w:ascii="Calibri" w:hAnsi="Calibri"/>
+                <w:color w:val="262626"/>
+                <w:sz w:val="19"/>
+              </w:rPr>
+              <w:t xml:space="preserve">Teridentifikasi </w:t>
+            </w:r>
+            <w:r>
+              <w:rPr>
+                <w:rFonts w:ascii="Calibri" w:hAnsi="Calibri"/>
+                <w:i/>
+                <w:color w:val="262626"/>
+                <w:sz w:val="19"/>
+              </w:rPr>
+              <w:t>≥ 2</w:t>
+            </w:r>
+            <w:r>
+              <w:rPr>
+                <w:rFonts w:ascii="Calibri" w:hAnsi="Calibri"/>
+                <w:color w:val="262626"/>
+                <w:sz w:val="19"/>
+              </w:rPr>
+              <w:t xml:space="preserve"> kelompok pemangku kepentingan dengan kepentingan berbeda (mis. manajemen, operator, pelanggan akhir, regulator), didokumentasikan dalam </w:t>
+            </w:r>
+            <w:r>
+              <w:rPr>
+                <w:rFonts w:ascii="Calibri" w:hAnsi="Calibri"/>
+                <w:i/>
+                <w:color w:val="262626"/>
+                <w:sz w:val="19"/>
+              </w:rPr>
+              <w:t>stakeholder map</w:t>
+            </w:r>
+            <w:r>
+              <w:rPr>
+                <w:rFonts w:ascii="Calibri" w:hAnsi="Calibri"/>
+                <w:color w:val="262626"/>
+                <w:sz w:val="19"/>
+              </w:rPr>
+              <w:t>.</w:t>
+            </w:r>
+          </w:p>
+        </w:tc>
+        <w:tc>
+          <w:tcPr>
+            <w:tcW w:type="dxa" w:w="2257"/>
+            <w:vAlign w:val="center"/>
+            <w:shd w:fill="FFFFFF"/>
+            <w:tcMar>
+              <w:top w:w="80" w:type="dxa"/>
+              <w:bottom w:w="80" w:type="dxa"/>
+              <w:left w:w="100" w:type="dxa"/>
+              <w:right w:w="100" w:type="dxa"/>
+            </w:tcMar>
+          </w:tcPr>
+          <w:p>
+            <w:pPr>
+              <w:spacing w:before="20" w:after="20" w:line="252" w:lineRule="auto"/>
+              <w:jc w:val="left"/>
+            </w:pPr>
+            <w:r>
+              <w:rPr>
+                <w:rFonts w:ascii="Calibri" w:hAnsi="Calibri"/>
+                <w:b/>
+                <w:color w:val="262626"/>
+                <w:sz w:val="19"/>
+              </w:rPr>
+              <w:t>Wajib</w:t>
+            </w:r>
+          </w:p>
+        </w:tc>
+      </w:tr>
+      <w:tr>
+        <w:trPr>
+          <w:cantSplit/>
+        </w:trPr>
+        <w:tc>
+          <w:tcPr>
+            <w:tcW w:type="dxa" w:w="2257"/>
+            <w:vAlign w:val="center"/>
+            <w:shd w:fill="F2F5F9"/>
+            <w:tcMar>
+              <w:top w:w="80" w:type="dxa"/>
+              <w:bottom w:w="80" w:type="dxa"/>
+              <w:left w:w="100" w:type="dxa"/>
+              <w:right w:w="100" w:type="dxa"/>
+            </w:tcMar>
+          </w:tcPr>
+          <w:p>
+            <w:pPr>
+              <w:spacing w:before="20" w:after="20" w:line="252" w:lineRule="auto"/>
+              <w:jc w:val="left"/>
+            </w:pPr>
+            <w:r>
+              <w:rPr>
+                <w:rFonts w:ascii="Calibri" w:hAnsi="Calibri"/>
+                <w:color w:val="262626"/>
+                <w:sz w:val="19"/>
+              </w:rPr>
+              <w:t>2</w:t>
+            </w:r>
+          </w:p>
+        </w:tc>
+        <w:tc>
+          <w:tcPr>
+            <w:tcW w:type="dxa" w:w="2257"/>
+            <w:vAlign w:val="center"/>
+            <w:shd w:fill="F2F5F9"/>
+            <w:tcMar>
+              <w:top w:w="80" w:type="dxa"/>
+              <w:bottom w:w="80" w:type="dxa"/>
+              <w:left w:w="100" w:type="dxa"/>
+              <w:right w:w="100" w:type="dxa"/>
+            </w:tcMar>
+          </w:tcPr>
+          <w:p>
+            <w:pPr>
+              <w:spacing w:before="20" w:after="20" w:line="252" w:lineRule="auto"/>
+              <w:jc w:val="left"/>
+            </w:pPr>
+            <w:r>
+              <w:rPr>
+                <w:rFonts w:ascii="Calibri" w:hAnsi="Calibri"/>
+                <w:b/>
+                <w:color w:val="262626"/>
+                <w:sz w:val="19"/>
+              </w:rPr>
+              <w:t>Kebutuhan belum terdefinisi dengan baik (*ill-defined requirements*)</w:t>
+            </w:r>
+          </w:p>
+        </w:tc>
+        <w:tc>
+          <w:tcPr>
+            <w:tcW w:type="dxa" w:w="2257"/>
+            <w:vAlign w:val="center"/>
+            <w:shd w:fill="F2F5F9"/>
+            <w:tcMar>
+              <w:top w:w="80" w:type="dxa"/>
+              <w:bottom w:w="80" w:type="dxa"/>
+              <w:left w:w="100" w:type="dxa"/>
+              <w:right w:w="100" w:type="dxa"/>
+            </w:tcMar>
+          </w:tcPr>
+          <w:p>
+            <w:pPr>
+              <w:spacing w:before="20" w:after="20" w:line="252" w:lineRule="auto"/>
+              <w:jc w:val="left"/>
+            </w:pPr>
+            <w:r>
+              <w:rPr>
+                <w:rFonts w:ascii="Calibri" w:hAnsi="Calibri"/>
+                <w:color w:val="262626"/>
+                <w:sz w:val="19"/>
+              </w:rPr>
+              <w:t>Kebutuhan awal mitra bersifat umum/ambigu sehingga tim harus melakukan elisitasi, riset pengguna, dan negosiasi ruang lingkup sebelum spesifikasi dapat dibakukan.</w:t>
+            </w:r>
+          </w:p>
+        </w:tc>
+        <w:tc>
+          <w:tcPr>
+            <w:tcW w:type="dxa" w:w="2257"/>
+            <w:vAlign w:val="center"/>
+            <w:shd w:fill="F2F5F9"/>
+            <w:tcMar>
+              <w:top w:w="80" w:type="dxa"/>
+              <w:bottom w:w="80" w:type="dxa"/>
+              <w:left w:w="100" w:type="dxa"/>
+              <w:right w:w="100" w:type="dxa"/>
+            </w:tcMar>
+          </w:tcPr>
+          <w:p>
+            <w:pPr>
+              <w:spacing w:before="20" w:after="20" w:line="252" w:lineRule="auto"/>
+              <w:jc w:val="left"/>
+            </w:pPr>
+            <w:r>
+              <w:rPr>
+                <w:rFonts w:ascii="Calibri" w:hAnsi="Calibri"/>
+                <w:b/>
+                <w:color w:val="262626"/>
+                <w:sz w:val="19"/>
+              </w:rPr>
+              <w:t>Wajib</w:t>
+            </w:r>
+          </w:p>
+        </w:tc>
+      </w:tr>
+      <w:tr>
+        <w:trPr>
+          <w:cantSplit/>
+        </w:trPr>
+        <w:tc>
+          <w:tcPr>
+            <w:tcW w:type="dxa" w:w="2257"/>
+            <w:vAlign w:val="center"/>
+            <w:shd w:fill="FFFFFF"/>
+            <w:tcMar>
+              <w:top w:w="80" w:type="dxa"/>
+              <w:bottom w:w="80" w:type="dxa"/>
+              <w:left w:w="100" w:type="dxa"/>
+              <w:right w:w="100" w:type="dxa"/>
+            </w:tcMar>
+          </w:tcPr>
+          <w:p>
+            <w:pPr>
+              <w:spacing w:before="20" w:after="20" w:line="252" w:lineRule="auto"/>
+              <w:jc w:val="left"/>
+            </w:pPr>
+            <w:r>
+              <w:rPr>
+                <w:rFonts w:ascii="Calibri" w:hAnsi="Calibri"/>
+                <w:color w:val="262626"/>
+                <w:sz w:val="19"/>
+              </w:rPr>
+              <w:t>3</w:t>
+            </w:r>
+          </w:p>
+        </w:tc>
+        <w:tc>
+          <w:tcPr>
+            <w:tcW w:type="dxa" w:w="2257"/>
+            <w:vAlign w:val="center"/>
+            <w:shd w:fill="FFFFFF"/>
+            <w:tcMar>
+              <w:top w:w="80" w:type="dxa"/>
+              <w:bottom w:w="80" w:type="dxa"/>
+              <w:left w:w="100" w:type="dxa"/>
+              <w:right w:w="100" w:type="dxa"/>
+            </w:tcMar>
+          </w:tcPr>
+          <w:p>
+            <w:pPr>
+              <w:spacing w:before="20" w:after="20" w:line="252" w:lineRule="auto"/>
+              <w:jc w:val="left"/>
+            </w:pPr>
+            <w:r>
+              <w:rPr>
+                <w:rFonts w:ascii="Calibri" w:hAnsi="Calibri"/>
+                <w:color w:val="262626"/>
+                <w:sz w:val="19"/>
+              </w:rPr>
+              <w:t>Tidak memiliki solusi baku yang dapat diterapkan langsung</w:t>
+            </w:r>
+          </w:p>
+        </w:tc>
+        <w:tc>
+          <w:tcPr>
+            <w:tcW w:type="dxa" w:w="2257"/>
+            <w:vAlign w:val="center"/>
+            <w:shd w:fill="FFFFFF"/>
+            <w:tcMar>
+              <w:top w:w="80" w:type="dxa"/>
+              <w:bottom w:w="80" w:type="dxa"/>
+              <w:left w:w="100" w:type="dxa"/>
+              <w:right w:w="100" w:type="dxa"/>
+            </w:tcMar>
+          </w:tcPr>
+          <w:p>
+            <w:pPr>
+              <w:spacing w:before="20" w:after="20" w:line="252" w:lineRule="auto"/>
+              <w:jc w:val="left"/>
+            </w:pPr>
+            <w:r>
+              <w:rPr>
+                <w:rFonts w:ascii="Calibri" w:hAnsi="Calibri"/>
+                <w:color w:val="262626"/>
+                <w:sz w:val="19"/>
+              </w:rPr>
+              <w:t>Solusi tidak tersedia sebagai produk siap pakai; memerlukan perancangan atau adaptasi arsitektur.</w:t>
+            </w:r>
+          </w:p>
+        </w:tc>
+        <w:tc>
+          <w:tcPr>
+            <w:tcW w:type="dxa" w:w="2257"/>
+            <w:vAlign w:val="center"/>
+            <w:shd w:fill="FFFFFF"/>
+            <w:tcMar>
+              <w:top w:w="80" w:type="dxa"/>
+              <w:bottom w:w="80" w:type="dxa"/>
+              <w:left w:w="100" w:type="dxa"/>
+              <w:right w:w="100" w:type="dxa"/>
+            </w:tcMar>
+          </w:tcPr>
+          <w:p>
+            <w:pPr>
+              <w:spacing w:before="20" w:after="20" w:line="252" w:lineRule="auto"/>
+              <w:jc w:val="left"/>
+            </w:pPr>
+            <w:r>
+              <w:rPr>
+                <w:rFonts w:ascii="Calibri" w:hAnsi="Calibri"/>
+                <w:color w:val="262626"/>
+                <w:sz w:val="19"/>
+              </w:rPr>
+              <w:t>Pilihan</w:t>
+            </w:r>
+          </w:p>
+        </w:tc>
+      </w:tr>
+      <w:tr>
+        <w:trPr>
+          <w:cantSplit/>
+        </w:trPr>
+        <w:tc>
+          <w:tcPr>
+            <w:tcW w:type="dxa" w:w="2257"/>
+            <w:vAlign w:val="center"/>
+            <w:shd w:fill="F2F5F9"/>
+            <w:tcMar>
+              <w:top w:w="80" w:type="dxa"/>
+              <w:bottom w:w="80" w:type="dxa"/>
+              <w:left w:w="100" w:type="dxa"/>
+              <w:right w:w="100" w:type="dxa"/>
+            </w:tcMar>
+          </w:tcPr>
+          <w:p>
+            <w:pPr>
+              <w:spacing w:before="20" w:after="20" w:line="252" w:lineRule="auto"/>
+              <w:jc w:val="left"/>
+            </w:pPr>
+            <w:r>
+              <w:rPr>
+                <w:rFonts w:ascii="Calibri" w:hAnsi="Calibri"/>
+                <w:color w:val="262626"/>
+                <w:sz w:val="19"/>
+              </w:rPr>
+              <w:t>4</w:t>
+            </w:r>
+          </w:p>
+        </w:tc>
+        <w:tc>
+          <w:tcPr>
+            <w:tcW w:type="dxa" w:w="2257"/>
+            <w:vAlign w:val="center"/>
+            <w:shd w:fill="F2F5F9"/>
+            <w:tcMar>
+              <w:top w:w="80" w:type="dxa"/>
+              <w:bottom w:w="80" w:type="dxa"/>
+              <w:left w:w="100" w:type="dxa"/>
+              <w:right w:w="100" w:type="dxa"/>
+            </w:tcMar>
+          </w:tcPr>
+          <w:p>
+            <w:pPr>
+              <w:spacing w:before="20" w:after="20" w:line="252" w:lineRule="auto"/>
+              <w:jc w:val="left"/>
+            </w:pPr>
+            <w:r>
+              <w:rPr>
+                <w:rFonts w:ascii="Calibri" w:hAnsi="Calibri"/>
+                <w:color w:val="262626"/>
+                <w:sz w:val="19"/>
+              </w:rPr>
+              <w:t>Melibatkan integrasi lintas sistem, platform, atau sumber data</w:t>
+            </w:r>
+          </w:p>
+        </w:tc>
+        <w:tc>
+          <w:tcPr>
+            <w:tcW w:type="dxa" w:w="2257"/>
+            <w:vAlign w:val="center"/>
+            <w:shd w:fill="F2F5F9"/>
+            <w:tcMar>
+              <w:top w:w="80" w:type="dxa"/>
+              <w:bottom w:w="80" w:type="dxa"/>
+              <w:left w:w="100" w:type="dxa"/>
+              <w:right w:w="100" w:type="dxa"/>
+            </w:tcMar>
+          </w:tcPr>
+          <w:p>
+            <w:pPr>
+              <w:spacing w:before="20" w:after="20" w:line="252" w:lineRule="auto"/>
+              <w:jc w:val="left"/>
+            </w:pPr>
+            <w:r>
+              <w:rPr>
+                <w:rFonts w:ascii="Calibri" w:hAnsi="Calibri"/>
+                <w:color w:val="262626"/>
+                <w:sz w:val="19"/>
+              </w:rPr>
+              <w:t xml:space="preserve">Sistem berinteraksi dengan </w:t>
+            </w:r>
+            <w:r>
+              <w:rPr>
+                <w:rFonts w:ascii="Calibri" w:hAnsi="Calibri"/>
+                <w:i/>
+                <w:color w:val="262626"/>
+                <w:sz w:val="19"/>
+              </w:rPr>
+              <w:t>≥ 2</w:t>
+            </w:r>
+            <w:r>
+              <w:rPr>
+                <w:rFonts w:ascii="Calibri" w:hAnsi="Calibri"/>
+                <w:color w:val="262626"/>
+                <w:sz w:val="19"/>
+              </w:rPr>
+              <w:t xml:space="preserve"> sistem/layanan eksternal (API, basis data legacy, perangkat IoT, layanan cloud).</w:t>
+            </w:r>
+          </w:p>
+        </w:tc>
+        <w:tc>
+          <w:tcPr>
+            <w:tcW w:type="dxa" w:w="2257"/>
+            <w:vAlign w:val="center"/>
+            <w:shd w:fill="F2F5F9"/>
+            <w:tcMar>
+              <w:top w:w="80" w:type="dxa"/>
+              <w:bottom w:w="80" w:type="dxa"/>
+              <w:left w:w="100" w:type="dxa"/>
+              <w:right w:w="100" w:type="dxa"/>
+            </w:tcMar>
+          </w:tcPr>
+          <w:p>
+            <w:pPr>
+              <w:spacing w:before="20" w:after="20" w:line="252" w:lineRule="auto"/>
+              <w:jc w:val="left"/>
+            </w:pPr>
+            <w:r>
+              <w:rPr>
+                <w:rFonts w:ascii="Calibri" w:hAnsi="Calibri"/>
+                <w:color w:val="262626"/>
+                <w:sz w:val="19"/>
+              </w:rPr>
+              <w:t>Pilihan</w:t>
+            </w:r>
+          </w:p>
+        </w:tc>
+      </w:tr>
+      <w:tr>
+        <w:trPr>
+          <w:cantSplit/>
+        </w:trPr>
+        <w:tc>
+          <w:tcPr>
+            <w:tcW w:type="dxa" w:w="2257"/>
+            <w:vAlign w:val="center"/>
+            <w:shd w:fill="FFFFFF"/>
+            <w:tcMar>
+              <w:top w:w="80" w:type="dxa"/>
+              <w:bottom w:w="80" w:type="dxa"/>
+              <w:left w:w="100" w:type="dxa"/>
+              <w:right w:w="100" w:type="dxa"/>
+            </w:tcMar>
+          </w:tcPr>
+          <w:p>
+            <w:pPr>
+              <w:spacing w:before="20" w:after="20" w:line="252" w:lineRule="auto"/>
+              <w:jc w:val="left"/>
+            </w:pPr>
+            <w:r>
+              <w:rPr>
+                <w:rFonts w:ascii="Calibri" w:hAnsi="Calibri"/>
+                <w:color w:val="262626"/>
+                <w:sz w:val="19"/>
+              </w:rPr>
+              <w:t>5</w:t>
+            </w:r>
+          </w:p>
+        </w:tc>
+        <w:tc>
+          <w:tcPr>
+            <w:tcW w:type="dxa" w:w="2257"/>
+            <w:vAlign w:val="center"/>
+            <w:shd w:fill="FFFFFF"/>
+            <w:tcMar>
+              <w:top w:w="80" w:type="dxa"/>
+              <w:bottom w:w="80" w:type="dxa"/>
+              <w:left w:w="100" w:type="dxa"/>
+              <w:right w:w="100" w:type="dxa"/>
+            </w:tcMar>
+          </w:tcPr>
+          <w:p>
+            <w:pPr>
+              <w:spacing w:before="20" w:after="20" w:line="252" w:lineRule="auto"/>
+              <w:jc w:val="left"/>
+            </w:pPr>
+            <w:r>
+              <w:rPr>
+                <w:rFonts w:ascii="Calibri" w:hAnsi="Calibri"/>
+                <w:color w:val="262626"/>
+                <w:sz w:val="19"/>
+              </w:rPr>
+              <w:t>Memerlukan penerapan pengetahuan mendalam pada tingkat abstraksi tinggi</w:t>
+            </w:r>
+          </w:p>
+        </w:tc>
+        <w:tc>
+          <w:tcPr>
+            <w:tcW w:type="dxa" w:w="2257"/>
+            <w:vAlign w:val="center"/>
+            <w:shd w:fill="FFFFFF"/>
+            <w:tcMar>
+              <w:top w:w="80" w:type="dxa"/>
+              <w:bottom w:w="80" w:type="dxa"/>
+              <w:left w:w="100" w:type="dxa"/>
+              <w:right w:w="100" w:type="dxa"/>
+            </w:tcMar>
+          </w:tcPr>
+          <w:p>
+            <w:pPr>
+              <w:spacing w:before="20" w:after="20" w:line="252" w:lineRule="auto"/>
+              <w:jc w:val="left"/>
+            </w:pPr>
+            <w:r>
+              <w:rPr>
+                <w:rFonts w:ascii="Calibri" w:hAnsi="Calibri"/>
+                <w:color w:val="262626"/>
+                <w:sz w:val="19"/>
+              </w:rPr>
+              <w:t>Menuntut penguasaan konsep tingkat lanjut (model AI/ML, arsitektur terdistribusi, kriptografi terapan, orkestrasi kontainer).</w:t>
+            </w:r>
+          </w:p>
+        </w:tc>
+        <w:tc>
+          <w:tcPr>
+            <w:tcW w:type="dxa" w:w="2257"/>
+            <w:vAlign w:val="center"/>
+            <w:shd w:fill="FFFFFF"/>
+            <w:tcMar>
+              <w:top w:w="80" w:type="dxa"/>
+              <w:bottom w:w="80" w:type="dxa"/>
+              <w:left w:w="100" w:type="dxa"/>
+              <w:right w:w="100" w:type="dxa"/>
+            </w:tcMar>
+          </w:tcPr>
+          <w:p>
+            <w:pPr>
+              <w:spacing w:before="20" w:after="20" w:line="252" w:lineRule="auto"/>
+              <w:jc w:val="left"/>
+            </w:pPr>
+            <w:r>
+              <w:rPr>
+                <w:rFonts w:ascii="Calibri" w:hAnsi="Calibri"/>
+                <w:color w:val="262626"/>
+                <w:sz w:val="19"/>
+              </w:rPr>
+              <w:t>Pilihan</w:t>
+            </w:r>
+          </w:p>
+        </w:tc>
+      </w:tr>
+      <w:tr>
+        <w:trPr>
+          <w:cantSplit/>
+        </w:trPr>
+        <w:tc>
+          <w:tcPr>
+            <w:tcW w:type="dxa" w:w="2257"/>
+            <w:vAlign w:val="center"/>
+            <w:shd w:fill="F2F5F9"/>
+            <w:tcMar>
+              <w:top w:w="80" w:type="dxa"/>
+              <w:bottom w:w="80" w:type="dxa"/>
+              <w:left w:w="100" w:type="dxa"/>
+              <w:right w:w="100" w:type="dxa"/>
+            </w:tcMar>
+          </w:tcPr>
+          <w:p>
+            <w:pPr>
+              <w:spacing w:before="20" w:after="20" w:line="252" w:lineRule="auto"/>
+              <w:jc w:val="left"/>
+            </w:pPr>
+            <w:r>
+              <w:rPr>
+                <w:rFonts w:ascii="Calibri" w:hAnsi="Calibri"/>
+                <w:color w:val="262626"/>
+                <w:sz w:val="19"/>
+              </w:rPr>
+              <w:t>6</w:t>
+            </w:r>
+          </w:p>
+        </w:tc>
+        <w:tc>
+          <w:tcPr>
+            <w:tcW w:type="dxa" w:w="2257"/>
+            <w:vAlign w:val="center"/>
+            <w:shd w:fill="F2F5F9"/>
+            <w:tcMar>
+              <w:top w:w="80" w:type="dxa"/>
+              <w:bottom w:w="80" w:type="dxa"/>
+              <w:left w:w="100" w:type="dxa"/>
+              <w:right w:w="100" w:type="dxa"/>
+            </w:tcMar>
+          </w:tcPr>
+          <w:p>
+            <w:pPr>
+              <w:spacing w:before="20" w:after="20" w:line="252" w:lineRule="auto"/>
+              <w:jc w:val="left"/>
+            </w:pPr>
+            <w:r>
+              <w:rPr>
+                <w:rFonts w:ascii="Calibri" w:hAnsi="Calibri"/>
+                <w:color w:val="262626"/>
+                <w:sz w:val="19"/>
+              </w:rPr>
+              <w:t>Memiliki batasan (</w:t>
+            </w:r>
+            <w:r>
+              <w:rPr>
+                <w:rFonts w:ascii="Calibri" w:hAnsi="Calibri"/>
+                <w:i/>
+                <w:color w:val="262626"/>
+                <w:sz w:val="19"/>
+              </w:rPr>
+              <w:t>constraints</w:t>
+            </w:r>
+            <w:r>
+              <w:rPr>
+                <w:rFonts w:ascii="Calibri" w:hAnsi="Calibri"/>
+                <w:color w:val="262626"/>
+                <w:sz w:val="19"/>
+              </w:rPr>
+              <w:t>) non-teknis yang signifikan</w:t>
+            </w:r>
+          </w:p>
+        </w:tc>
+        <w:tc>
+          <w:tcPr>
+            <w:tcW w:type="dxa" w:w="2257"/>
+            <w:vAlign w:val="center"/>
+            <w:shd w:fill="F2F5F9"/>
+            <w:tcMar>
+              <w:top w:w="80" w:type="dxa"/>
+              <w:bottom w:w="80" w:type="dxa"/>
+              <w:left w:w="100" w:type="dxa"/>
+              <w:right w:w="100" w:type="dxa"/>
+            </w:tcMar>
+          </w:tcPr>
+          <w:p>
+            <w:pPr>
+              <w:spacing w:before="20" w:after="20" w:line="252" w:lineRule="auto"/>
+              <w:jc w:val="left"/>
+            </w:pPr>
+            <w:r>
+              <w:rPr>
+                <w:rFonts w:ascii="Calibri" w:hAnsi="Calibri"/>
+                <w:color w:val="262626"/>
+                <w:sz w:val="19"/>
+              </w:rPr>
+              <w:t>Terdapat kendala regulasi (UU PDP, SPBE), keamanan, aksesibilitas, anggaran, atau keberlanjutan yang memengaruhi keputusan desain.</w:t>
+            </w:r>
+          </w:p>
+        </w:tc>
+        <w:tc>
+          <w:tcPr>
+            <w:tcW w:type="dxa" w:w="2257"/>
+            <w:vAlign w:val="center"/>
+            <w:shd w:fill="F2F5F9"/>
+            <w:tcMar>
+              <w:top w:w="80" w:type="dxa"/>
+              <w:bottom w:w="80" w:type="dxa"/>
+              <w:left w:w="100" w:type="dxa"/>
+              <w:right w:w="100" w:type="dxa"/>
+            </w:tcMar>
+          </w:tcPr>
+          <w:p>
+            <w:pPr>
+              <w:spacing w:before="20" w:after="20" w:line="252" w:lineRule="auto"/>
+              <w:jc w:val="left"/>
+            </w:pPr>
+            <w:r>
+              <w:rPr>
+                <w:rFonts w:ascii="Calibri" w:hAnsi="Calibri"/>
+                <w:color w:val="262626"/>
+                <w:sz w:val="19"/>
+              </w:rPr>
+              <w:t>Pilihan</w:t>
+            </w:r>
+          </w:p>
+        </w:tc>
+      </w:tr>
+      <w:tr>
+        <w:trPr>
+          <w:cantSplit/>
+        </w:trPr>
+        <w:tc>
+          <w:tcPr>
+            <w:tcW w:type="dxa" w:w="2257"/>
+            <w:vAlign w:val="center"/>
+            <w:shd w:fill="FFFFFF"/>
+            <w:tcMar>
+              <w:top w:w="80" w:type="dxa"/>
+              <w:bottom w:w="80" w:type="dxa"/>
+              <w:left w:w="100" w:type="dxa"/>
+              <w:right w:w="100" w:type="dxa"/>
+            </w:tcMar>
+          </w:tcPr>
+          <w:p>
+            <w:pPr>
+              <w:spacing w:before="20" w:after="20" w:line="252" w:lineRule="auto"/>
+              <w:jc w:val="left"/>
+            </w:pPr>
+            <w:r>
+              <w:rPr>
+                <w:rFonts w:ascii="Calibri" w:hAnsi="Calibri"/>
+                <w:color w:val="262626"/>
+                <w:sz w:val="19"/>
+              </w:rPr>
+              <w:t>7</w:t>
+            </w:r>
+          </w:p>
+        </w:tc>
+        <w:tc>
+          <w:tcPr>
+            <w:tcW w:type="dxa" w:w="2257"/>
+            <w:vAlign w:val="center"/>
+            <w:shd w:fill="FFFFFF"/>
+            <w:tcMar>
+              <w:top w:w="80" w:type="dxa"/>
+              <w:bottom w:w="80" w:type="dxa"/>
+              <w:left w:w="100" w:type="dxa"/>
+              <w:right w:w="100" w:type="dxa"/>
+            </w:tcMar>
+          </w:tcPr>
+          <w:p>
+            <w:pPr>
+              <w:spacing w:before="20" w:after="20" w:line="252" w:lineRule="auto"/>
+              <w:jc w:val="left"/>
+            </w:pPr>
+            <w:r>
+              <w:rPr>
+                <w:rFonts w:ascii="Calibri" w:hAnsi="Calibri"/>
+                <w:color w:val="262626"/>
+                <w:sz w:val="19"/>
+              </w:rPr>
+              <w:t>Menuntut pertimbangan dampak sosial, etis, atau keberlanjutan</w:t>
+            </w:r>
+          </w:p>
+        </w:tc>
+        <w:tc>
+          <w:tcPr>
+            <w:tcW w:type="dxa" w:w="2257"/>
+            <w:vAlign w:val="center"/>
+            <w:shd w:fill="FFFFFF"/>
+            <w:tcMar>
+              <w:top w:w="80" w:type="dxa"/>
+              <w:bottom w:w="80" w:type="dxa"/>
+              <w:left w:w="100" w:type="dxa"/>
+              <w:right w:w="100" w:type="dxa"/>
+            </w:tcMar>
+          </w:tcPr>
+          <w:p>
+            <w:pPr>
+              <w:spacing w:before="20" w:after="20" w:line="252" w:lineRule="auto"/>
+              <w:jc w:val="left"/>
+            </w:pPr>
+            <w:r>
+              <w:rPr>
+                <w:rFonts w:ascii="Calibri" w:hAnsi="Calibri"/>
+                <w:color w:val="262626"/>
+                <w:sz w:val="19"/>
+              </w:rPr>
+              <w:t>Solusi berdampak pada privasi data, kesetaraan akses, efisiensi sumber daya, atau keberlanjutan lingkungan (</w:t>
+            </w:r>
+            <w:r>
+              <w:rPr>
+                <w:rFonts w:ascii="Calibri" w:hAnsi="Calibri"/>
+                <w:i/>
+                <w:color w:val="262626"/>
+                <w:sz w:val="19"/>
+              </w:rPr>
+              <w:t>environmental sustainability</w:t>
+            </w:r>
+            <w:r>
+              <w:rPr>
+                <w:rFonts w:ascii="Calibri" w:hAnsi="Calibri"/>
+                <w:color w:val="262626"/>
+                <w:sz w:val="19"/>
+              </w:rPr>
+              <w:t>).</w:t>
+            </w:r>
+          </w:p>
+        </w:tc>
+        <w:tc>
+          <w:tcPr>
+            <w:tcW w:type="dxa" w:w="2257"/>
+            <w:vAlign w:val="center"/>
+            <w:shd w:fill="FFFFFF"/>
+            <w:tcMar>
+              <w:top w:w="80" w:type="dxa"/>
+              <w:bottom w:w="80" w:type="dxa"/>
+              <w:left w:w="100" w:type="dxa"/>
+              <w:right w:w="100" w:type="dxa"/>
+            </w:tcMar>
+          </w:tcPr>
+          <w:p>
+            <w:pPr>
+              <w:spacing w:before="20" w:after="20" w:line="252" w:lineRule="auto"/>
+              <w:jc w:val="left"/>
+            </w:pPr>
+            <w:r>
+              <w:rPr>
+                <w:rFonts w:ascii="Calibri" w:hAnsi="Calibri"/>
+                <w:color w:val="262626"/>
+                <w:sz w:val="19"/>
+              </w:rPr>
+              <w:t>Pilihan</w:t>
+            </w:r>
+          </w:p>
+        </w:tc>
+      </w:tr>
+    </w:tbl>
+    <w:p>
+      <w:pPr>
+        <w:spacing w:after="120"/>
+      </w:pPr>
+    </w:p>
+    <w:p>
+      <w:pPr>
+        <w:keepNext/>
+        <w:spacing w:before="180" w:after="60"/>
+      </w:pPr>
+      <w:r>
+        <w:rPr>
+          <w:rFonts w:ascii="Calibri" w:hAnsi="Calibri"/>
+          <w:b/>
+          <w:color w:val="2E75B6"/>
+          <w:sz w:val="23"/>
+        </w:rPr>
+        <w:t>1.3 KETERLACAKAN CAPSTONE TERHADAP CPL</w:t>
+      </w:r>
+    </w:p>
+    <w:p>
+      <w:pPr>
+        <w:spacing w:before="0" w:after="80" w:line="276" w:lineRule="auto"/>
+      </w:pPr>
+      <w:r>
+        <w:rPr>
+          <w:rFonts w:ascii="Consolas" w:hAnsi="Consolas"/>
+          <w:color w:val="A02828"/>
+          <w:sz w:val="20"/>
+        </w:rPr>
+        <w:t>FST-610</w:t>
+      </w:r>
+      <w:r>
+        <w:rPr>
+          <w:rFonts w:ascii="Calibri" w:hAnsi="Calibri"/>
+          <w:color w:val="262626"/>
+          <w:sz w:val="21"/>
+        </w:rPr>
+        <w:t xml:space="preserve"> merupakan mata kuliah dengan tahap penguasaan </w:t>
+      </w:r>
+      <w:r>
+        <w:rPr>
+          <w:rFonts w:ascii="Calibri" w:hAnsi="Calibri"/>
+          <w:b/>
+          <w:color w:val="262626"/>
+          <w:sz w:val="21"/>
+        </w:rPr>
+        <w:t>M (*Mastery*)</w:t>
+      </w:r>
+      <w:r>
+        <w:rPr>
+          <w:rFonts w:ascii="Calibri" w:hAnsi="Calibri"/>
+          <w:color w:val="262626"/>
+          <w:sz w:val="21"/>
+        </w:rPr>
+        <w:t xml:space="preserve"> terbanyak dalam kurikulum, membina CPL: </w:t>
+      </w:r>
+      <w:r>
+        <w:rPr>
+          <w:rFonts w:ascii="Consolas" w:hAnsi="Consolas"/>
+          <w:color w:val="A02828"/>
+          <w:sz w:val="20"/>
+        </w:rPr>
+        <w:t>S1</w:t>
+      </w:r>
+      <w:r>
+        <w:rPr>
+          <w:rFonts w:ascii="Calibri" w:hAnsi="Calibri"/>
+          <w:color w:val="262626"/>
+          <w:sz w:val="21"/>
+        </w:rPr>
+        <w:t xml:space="preserve">, </w:t>
+      </w:r>
+      <w:r>
+        <w:rPr>
+          <w:rFonts w:ascii="Consolas" w:hAnsi="Consolas"/>
+          <w:color w:val="A02828"/>
+          <w:sz w:val="20"/>
+        </w:rPr>
+        <w:t>KU1</w:t>
+      </w:r>
+      <w:r>
+        <w:rPr>
+          <w:rFonts w:ascii="Calibri" w:hAnsi="Calibri"/>
+          <w:color w:val="262626"/>
+          <w:sz w:val="21"/>
+        </w:rPr>
+        <w:t xml:space="preserve">, </w:t>
+      </w:r>
+      <w:r>
+        <w:rPr>
+          <w:rFonts w:ascii="Consolas" w:hAnsi="Consolas"/>
+          <w:color w:val="A02828"/>
+          <w:sz w:val="20"/>
+        </w:rPr>
+        <w:t>KU2</w:t>
+      </w:r>
+      <w:r>
+        <w:rPr>
+          <w:rFonts w:ascii="Calibri" w:hAnsi="Calibri"/>
+          <w:color w:val="262626"/>
+          <w:sz w:val="21"/>
+        </w:rPr>
+        <w:t xml:space="preserve">, </w:t>
+      </w:r>
+      <w:r>
+        <w:rPr>
+          <w:rFonts w:ascii="Consolas" w:hAnsi="Consolas"/>
+          <w:color w:val="A02828"/>
+          <w:sz w:val="20"/>
+        </w:rPr>
+        <w:t>KU3</w:t>
+      </w:r>
+      <w:r>
+        <w:rPr>
+          <w:rFonts w:ascii="Calibri" w:hAnsi="Calibri"/>
+          <w:color w:val="262626"/>
+          <w:sz w:val="21"/>
+        </w:rPr>
+        <w:t xml:space="preserve">, </w:t>
+      </w:r>
+      <w:r>
+        <w:rPr>
+          <w:rFonts w:ascii="Consolas" w:hAnsi="Consolas"/>
+          <w:color w:val="A02828"/>
+          <w:sz w:val="20"/>
+        </w:rPr>
+        <w:t>KK1</w:t>
+      </w:r>
+      <w:r>
+        <w:rPr>
+          <w:rFonts w:ascii="Calibri" w:hAnsi="Calibri"/>
+          <w:color w:val="262626"/>
+          <w:sz w:val="21"/>
+        </w:rPr>
+        <w:t xml:space="preserve">, </w:t>
+      </w:r>
+      <w:r>
+        <w:rPr>
+          <w:rFonts w:ascii="Consolas" w:hAnsi="Consolas"/>
+          <w:color w:val="A02828"/>
+          <w:sz w:val="20"/>
+        </w:rPr>
+        <w:t>KK2</w:t>
+      </w:r>
+      <w:r>
+        <w:rPr>
+          <w:rFonts w:ascii="Calibri" w:hAnsi="Calibri"/>
+          <w:color w:val="262626"/>
+          <w:sz w:val="21"/>
+        </w:rPr>
+        <w:t xml:space="preserve">, </w:t>
+      </w:r>
+      <w:r>
+        <w:rPr>
+          <w:rFonts w:ascii="Consolas" w:hAnsi="Consolas"/>
+          <w:color w:val="A02828"/>
+          <w:sz w:val="20"/>
+        </w:rPr>
+        <w:t>KK3</w:t>
+      </w:r>
+      <w:r>
+        <w:rPr>
+          <w:rFonts w:ascii="Calibri" w:hAnsi="Calibri"/>
+          <w:color w:val="262626"/>
+          <w:sz w:val="21"/>
+        </w:rPr>
+        <w:t xml:space="preserve">, </w:t>
+      </w:r>
+      <w:r>
+        <w:rPr>
+          <w:rFonts w:ascii="Consolas" w:hAnsi="Consolas"/>
+          <w:color w:val="A02828"/>
+          <w:sz w:val="20"/>
+        </w:rPr>
+        <w:t>KK4</w:t>
+      </w:r>
+      <w:r>
+        <w:rPr>
+          <w:rFonts w:ascii="Calibri" w:hAnsi="Calibri"/>
+          <w:color w:val="262626"/>
+          <w:sz w:val="21"/>
+        </w:rPr>
+        <w:t xml:space="preserve">, </w:t>
+      </w:r>
+      <w:r>
+        <w:rPr>
+          <w:rFonts w:ascii="Consolas" w:hAnsi="Consolas"/>
+          <w:color w:val="A02828"/>
+          <w:sz w:val="20"/>
+        </w:rPr>
+        <w:t>KK5</w:t>
+      </w:r>
+      <w:r>
+        <w:rPr>
+          <w:rFonts w:ascii="Calibri" w:hAnsi="Calibri"/>
+          <w:color w:val="262626"/>
+          <w:sz w:val="21"/>
+        </w:rPr>
+        <w:t xml:space="preserve">, dan </w:t>
+      </w:r>
+      <w:r>
+        <w:rPr>
+          <w:rFonts w:ascii="Consolas" w:hAnsi="Consolas"/>
+          <w:color w:val="A02828"/>
+          <w:sz w:val="20"/>
+        </w:rPr>
+        <w:t>KK6</w:t>
+      </w:r>
+      <w:r>
+        <w:rPr>
+          <w:rFonts w:ascii="Calibri" w:hAnsi="Calibri"/>
+          <w:color w:val="262626"/>
+          <w:sz w:val="21"/>
+        </w:rPr>
+        <w:t xml:space="preserve"> (rujuk Dokumen </w:t>
+      </w:r>
+      <w:r>
+        <w:rPr>
+          <w:rFonts w:ascii="Consolas" w:hAnsi="Consolas"/>
+          <w:color w:val="A02828"/>
+          <w:sz w:val="20"/>
+        </w:rPr>
+        <w:t>004</w:t>
+      </w:r>
+      <w:r>
+        <w:rPr>
+          <w:rFonts w:ascii="Calibri" w:hAnsi="Calibri"/>
+          <w:color w:val="262626"/>
+          <w:sz w:val="21"/>
+        </w:rPr>
+        <w:t xml:space="preserve"> §3). Bahan Kajian pengampu: </w:t>
+      </w:r>
+      <w:r>
+        <w:rPr>
+          <w:rFonts w:ascii="Consolas" w:hAnsi="Consolas"/>
+          <w:color w:val="A02828"/>
+          <w:sz w:val="20"/>
+        </w:rPr>
+        <w:t>BK-IS07</w:t>
+      </w:r>
+      <w:r>
+        <w:rPr>
+          <w:rFonts w:ascii="Calibri" w:hAnsi="Calibri"/>
+          <w:color w:val="262626"/>
+          <w:sz w:val="21"/>
+        </w:rPr>
+        <w:t xml:space="preserve"> </w:t>
+      </w:r>
+      <w:r>
+        <w:rPr>
+          <w:rFonts w:ascii="Calibri" w:hAnsi="Calibri"/>
+          <w:i/>
+          <w:color w:val="262626"/>
+          <w:sz w:val="21"/>
+        </w:rPr>
+        <w:t>Systems Analysis and Design</w:t>
+      </w:r>
+      <w:r>
+        <w:rPr>
+          <w:rFonts w:ascii="Calibri" w:hAnsi="Calibri"/>
+          <w:color w:val="262626"/>
+          <w:sz w:val="21"/>
+        </w:rPr>
+        <w:t xml:space="preserve">, </w:t>
+      </w:r>
+      <w:r>
+        <w:rPr>
+          <w:rFonts w:ascii="Consolas" w:hAnsi="Consolas"/>
+          <w:color w:val="A02828"/>
+          <w:sz w:val="20"/>
+        </w:rPr>
+        <w:t>BK-IS08</w:t>
+      </w:r>
+      <w:r>
+        <w:rPr>
+          <w:rFonts w:ascii="Calibri" w:hAnsi="Calibri"/>
+          <w:color w:val="262626"/>
+          <w:sz w:val="21"/>
+        </w:rPr>
+        <w:t xml:space="preserve"> </w:t>
+      </w:r>
+      <w:r>
+        <w:rPr>
+          <w:rFonts w:ascii="Calibri" w:hAnsi="Calibri"/>
+          <w:i/>
+          <w:color w:val="262626"/>
+          <w:sz w:val="21"/>
+        </w:rPr>
+        <w:t>Project Management</w:t>
+      </w:r>
+      <w:r>
+        <w:rPr>
+          <w:rFonts w:ascii="Calibri" w:hAnsi="Calibri"/>
+          <w:color w:val="262626"/>
+          <w:sz w:val="21"/>
+        </w:rPr>
+        <w:t xml:space="preserve">, </w:t>
+      </w:r>
+      <w:r>
+        <w:rPr>
+          <w:rFonts w:ascii="Consolas" w:hAnsi="Consolas"/>
+          <w:color w:val="A02828"/>
+          <w:sz w:val="20"/>
+        </w:rPr>
+        <w:t>BK-IS15</w:t>
+      </w:r>
+      <w:r>
+        <w:rPr>
+          <w:rFonts w:ascii="Calibri" w:hAnsi="Calibri"/>
+          <w:color w:val="262626"/>
+          <w:sz w:val="21"/>
+        </w:rPr>
+        <w:t xml:space="preserve"> </w:t>
+      </w:r>
+      <w:r>
+        <w:rPr>
+          <w:rFonts w:ascii="Calibri" w:hAnsi="Calibri"/>
+          <w:i/>
+          <w:color w:val="262626"/>
+          <w:sz w:val="21"/>
+        </w:rPr>
+        <w:t>Digital Innovation and Entrepreneurship</w:t>
+      </w:r>
+      <w:r>
+        <w:rPr>
+          <w:rFonts w:ascii="Calibri" w:hAnsi="Calibri"/>
+          <w:color w:val="262626"/>
+          <w:sz w:val="21"/>
+        </w:rPr>
+        <w:t xml:space="preserve">, </w:t>
+      </w:r>
+      <w:r>
+        <w:rPr>
+          <w:rFonts w:ascii="Consolas" w:hAnsi="Consolas"/>
+          <w:color w:val="A02828"/>
+          <w:sz w:val="20"/>
+        </w:rPr>
+        <w:t>BK-IS21</w:t>
+      </w:r>
+      <w:r>
+        <w:rPr>
+          <w:rFonts w:ascii="Calibri" w:hAnsi="Calibri"/>
+          <w:color w:val="262626"/>
+          <w:sz w:val="21"/>
+        </w:rPr>
+        <w:t xml:space="preserve"> </w:t>
+      </w:r>
+      <w:r>
+        <w:rPr>
+          <w:rFonts w:ascii="Calibri" w:hAnsi="Calibri"/>
+          <w:i/>
+          <w:color w:val="262626"/>
+          <w:sz w:val="21"/>
+        </w:rPr>
+        <w:t>Internship and Professional Practice</w:t>
+      </w:r>
+      <w:r>
+        <w:rPr>
+          <w:rFonts w:ascii="Calibri" w:hAnsi="Calibri"/>
+          <w:color w:val="262626"/>
+          <w:sz w:val="21"/>
+        </w:rPr>
+        <w:t xml:space="preserve">, </w:t>
+      </w:r>
+      <w:r>
+        <w:rPr>
+          <w:rFonts w:ascii="Consolas" w:hAnsi="Consolas"/>
+          <w:color w:val="A02828"/>
+          <w:sz w:val="20"/>
+        </w:rPr>
+        <w:t>BK-IT07</w:t>
+      </w:r>
+      <w:r>
+        <w:rPr>
+          <w:rFonts w:ascii="Calibri" w:hAnsi="Calibri"/>
+          <w:color w:val="262626"/>
+          <w:sz w:val="21"/>
+        </w:rPr>
+        <w:t xml:space="preserve"> </w:t>
+      </w:r>
+      <w:r>
+        <w:rPr>
+          <w:rFonts w:ascii="Calibri" w:hAnsi="Calibri"/>
+          <w:i/>
+          <w:color w:val="262626"/>
+          <w:sz w:val="21"/>
+        </w:rPr>
+        <w:t>System Integration and Architecture</w:t>
+      </w:r>
+      <w:r>
+        <w:rPr>
+          <w:rFonts w:ascii="Calibri" w:hAnsi="Calibri"/>
+          <w:color w:val="262626"/>
+          <w:sz w:val="21"/>
+        </w:rPr>
+        <w:t xml:space="preserve">, dan </w:t>
+      </w:r>
+      <w:r>
+        <w:rPr>
+          <w:rFonts w:ascii="Consolas" w:hAnsi="Consolas"/>
+          <w:color w:val="A02828"/>
+          <w:sz w:val="20"/>
+        </w:rPr>
+        <w:t>BK-IT13</w:t>
+      </w:r>
+      <w:r>
+        <w:rPr>
+          <w:rFonts w:ascii="Calibri" w:hAnsi="Calibri"/>
+          <w:color w:val="262626"/>
+          <w:sz w:val="21"/>
+        </w:rPr>
+        <w:t xml:space="preserve"> </w:t>
+      </w:r>
+      <w:r>
+        <w:rPr>
+          <w:rFonts w:ascii="Calibri" w:hAnsi="Calibri"/>
+          <w:i/>
+          <w:color w:val="262626"/>
+          <w:sz w:val="21"/>
+        </w:rPr>
+        <w:t>Technology Entrepreneurship</w:t>
+      </w:r>
+      <w:r>
+        <w:rPr>
+          <w:rFonts w:ascii="Calibri" w:hAnsi="Calibri"/>
+          <w:color w:val="262626"/>
+          <w:sz w:val="21"/>
+        </w:rPr>
+        <w:t>.</w:t>
       </w:r>
     </w:p>
     <w:p>
@@ -158,7 +3069,7 @@
                 <w:color w:val="FFFFFF"/>
                 <w:sz w:val="20"/>
               </w:rPr>
-              <w:t>Minggu 1–3   : Pembentukan Tim, Identifikasi Masalah Mitra, &amp; Proposal Capstone.</w:t>
+              <w:t>Minggu 1–3   : Pembentukan Tim (3–6 orang), Identifikasi Masalah Mitra, Sidang Proposal &amp; Verifikasi Kompleksitas.</w:t>
             </w:r>
           </w:p>
         </w:tc>

--- a/KURIKULUM2026_REVISI/009_PEDOMAN_CAPSTONE_PROJECT_DAN_TUGAS_AKHIR_NON_SKRIPSI.docx
+++ b/KURIKULUM2026_REVISI/009_PEDOMAN_CAPSTONE_PROJECT_DAN_TUGAS_AKHIR_NON_SKRIPSI.docx
@@ -437,7 +437,7 @@
                 <w:color w:val="A02828"/>
                 <w:sz w:val="18"/>
               </w:rPr>
-              <w:t>STI-506</w:t>
+              <w:t>STI-523</w:t>
             </w:r>
             <w:r>
               <w:rPr>
@@ -470,7 +470,7 @@
                 <w:color w:val="A02828"/>
                 <w:sz w:val="18"/>
               </w:rPr>
-              <w:t>STI-301</w:t>
+              <w:t>STI-306</w:t>
             </w:r>
             <w:r>
               <w:rPr>
@@ -486,7 +486,7 @@
                 <w:color w:val="A02828"/>
                 <w:sz w:val="18"/>
               </w:rPr>
-              <w:t>STI-304</w:t>
+              <w:t>STI-309</w:t>
             </w:r>
             <w:r>
               <w:rPr>
@@ -502,7 +502,7 @@
                 <w:color w:val="A02828"/>
                 <w:sz w:val="18"/>
               </w:rPr>
-              <w:t>STI-401</w:t>
+              <w:t>STI-413</w:t>
             </w:r>
             <w:r>
               <w:rPr>
@@ -518,7 +518,7 @@
                 <w:color w:val="A02828"/>
                 <w:sz w:val="18"/>
               </w:rPr>
-              <w:t>STI-407</w:t>
+              <w:t>STI-416</w:t>
             </w:r>
             <w:r>
               <w:rPr>
